--- a/Отчет_ЛР1_Кавцевич_Габрукович.docx
+++ b/Отчет_ЛР1_Кавцевич_Габрукович.docx
@@ -549,23 +549,13 @@
           <w:szCs w:val="28"/>
         </w:rPr>
       </w:pPr>
-      <w:proofErr w:type="gramStart"/>
       <w:r>
         <w:rPr>
           <w:rFonts w:ascii="Times New Roman" w:eastAsia="Calibri" w:hAnsi="Times New Roman"/>
           <w:sz w:val="28"/>
           <w:szCs w:val="28"/>
         </w:rPr>
-        <w:t xml:space="preserve">Подготовил:   </w:t>
-      </w:r>
-      <w:proofErr w:type="gramEnd"/>
-      <w:r>
-        <w:rPr>
-          <w:rFonts w:ascii="Times New Roman" w:eastAsia="Calibri" w:hAnsi="Times New Roman"/>
-          <w:sz w:val="28"/>
-          <w:szCs w:val="28"/>
-        </w:rPr>
-        <w:t xml:space="preserve">                                                             </w:t>
+        <w:t xml:space="preserve">Подготовил:                                                                </w:t>
       </w:r>
       <w:r>
         <w:rPr>
@@ -629,7 +619,6 @@
           <w:szCs w:val="28"/>
         </w:rPr>
       </w:pPr>
-      <w:proofErr w:type="spellStart"/>
       <w:r>
         <w:rPr>
           <w:rFonts w:ascii="Times New Roman" w:eastAsia="Calibri" w:hAnsi="Times New Roman"/>
@@ -638,7 +627,6 @@
         </w:rPr>
         <w:t>Габрукович</w:t>
       </w:r>
-      <w:proofErr w:type="spellEnd"/>
       <w:r>
         <w:rPr>
           <w:rFonts w:ascii="Times New Roman" w:eastAsia="Calibri" w:hAnsi="Times New Roman"/>
@@ -788,25 +776,7 @@
           <w:sz w:val="28"/>
           <w:szCs w:val="28"/>
         </w:rPr>
-        <w:t xml:space="preserve">        </w:t>
-      </w:r>
-      <w:proofErr w:type="spellStart"/>
-      <w:r>
-        <w:rPr>
-          <w:rFonts w:ascii="Times New Roman" w:eastAsia="Calibri" w:hAnsi="Times New Roman"/>
-          <w:sz w:val="28"/>
-          <w:szCs w:val="28"/>
-        </w:rPr>
-        <w:t>Болтак</w:t>
-      </w:r>
-      <w:proofErr w:type="spellEnd"/>
-      <w:r>
-        <w:rPr>
-          <w:rFonts w:ascii="Times New Roman" w:eastAsia="Calibri" w:hAnsi="Times New Roman"/>
-          <w:sz w:val="28"/>
-          <w:szCs w:val="28"/>
-        </w:rPr>
-        <w:t xml:space="preserve"> С. В.</w:t>
+        <w:t xml:space="preserve">        Болтак С. В.</w:t>
       </w:r>
     </w:p>
     <w:p>
@@ -976,9 +946,8 @@
           <w:lang w:eastAsia="ru-RU"/>
         </w:rPr>
         <w:lastRenderedPageBreak/>
-        <w:t>Цель</w:t>
-      </w:r>
-      <w:proofErr w:type="gramStart"/>
+        <w:t xml:space="preserve">Цель: </w:t>
+      </w:r>
       <w:r>
         <w:rPr>
           <w:rFonts w:ascii="Times New Roman" w:eastAsia="Times New Roman" w:hAnsi="Times New Roman" w:cs="Times New Roman"/>
@@ -986,26 +955,7 @@
           <w:szCs w:val="28"/>
           <w:lang w:eastAsia="ru-RU"/>
         </w:rPr>
-        <w:t xml:space="preserve">: </w:t>
-      </w:r>
-      <w:r>
-        <w:rPr>
-          <w:rFonts w:ascii="Times New Roman" w:eastAsia="Times New Roman" w:hAnsi="Times New Roman" w:cs="Times New Roman"/>
-          <w:sz w:val="28"/>
-          <w:szCs w:val="28"/>
-          <w:lang w:eastAsia="ru-RU"/>
-        </w:rPr>
-        <w:t>Изучить</w:t>
-      </w:r>
-      <w:proofErr w:type="gramEnd"/>
-      <w:r>
-        <w:rPr>
-          <w:rFonts w:ascii="Times New Roman" w:eastAsia="Times New Roman" w:hAnsi="Times New Roman" w:cs="Times New Roman"/>
-          <w:sz w:val="28"/>
-          <w:szCs w:val="28"/>
-          <w:lang w:eastAsia="ru-RU"/>
-        </w:rPr>
-        <w:t xml:space="preserve"> метрики размера программ на примере метрики Холстеда</w:t>
+        <w:t>Изучить метрики размера программ на примере метрики Холстеда</w:t>
       </w:r>
       <w:r>
         <w:rPr>
@@ -1036,9 +986,8 @@
           <w:szCs w:val="28"/>
           <w:lang w:eastAsia="ru-RU"/>
         </w:rPr>
-        <w:t>Задание</w:t>
-      </w:r>
-      <w:proofErr w:type="gramStart"/>
+        <w:t xml:space="preserve">Задание: </w:t>
+      </w:r>
       <w:r>
         <w:rPr>
           <w:rFonts w:ascii="Times New Roman" w:eastAsia="Times New Roman" w:hAnsi="Times New Roman" w:cs="Times New Roman"/>
@@ -1046,26 +995,7 @@
           <w:szCs w:val="28"/>
           <w:lang w:eastAsia="ru-RU"/>
         </w:rPr>
-        <w:t xml:space="preserve">: </w:t>
-      </w:r>
-      <w:r>
-        <w:rPr>
-          <w:rFonts w:ascii="Times New Roman" w:eastAsia="Times New Roman" w:hAnsi="Times New Roman" w:cs="Times New Roman"/>
-          <w:sz w:val="28"/>
-          <w:szCs w:val="28"/>
-          <w:lang w:eastAsia="ru-RU"/>
-        </w:rPr>
-        <w:t>Написать</w:t>
-      </w:r>
-      <w:proofErr w:type="gramEnd"/>
-      <w:r>
-        <w:rPr>
-          <w:rFonts w:ascii="Times New Roman" w:eastAsia="Times New Roman" w:hAnsi="Times New Roman" w:cs="Times New Roman"/>
-          <w:sz w:val="28"/>
-          <w:szCs w:val="28"/>
-          <w:lang w:eastAsia="ru-RU"/>
-        </w:rPr>
-        <w:t xml:space="preserve"> программу-парсер</w:t>
+        <w:t>Написать программу-парсер</w:t>
       </w:r>
       <w:r>
         <w:rPr>
@@ -1152,9 +1082,27 @@
           <w:rFonts w:ascii="Times New Roman" w:eastAsia="Times New Roman" w:hAnsi="Times New Roman" w:cs="Times New Roman"/>
           <w:sz w:val="28"/>
           <w:szCs w:val="28"/>
+          <w:lang w:eastAsia="ru-RU"/>
+        </w:rPr>
+      </w:pPr>
+      <w:r>
+        <w:rPr>
+          <w:rFonts w:ascii="Times New Roman" w:eastAsia="Times New Roman" w:hAnsi="Times New Roman" w:cs="Times New Roman"/>
+          <w:sz w:val="28"/>
+          <w:szCs w:val="28"/>
           <w:lang w:val="en-US" w:eastAsia="ru-RU"/>
         </w:rPr>
-      </w:pPr>
+        <w:t>class</w:t>
+      </w:r>
+      <w:r>
+        <w:rPr>
+          <w:rFonts w:ascii="Times New Roman" w:eastAsia="Times New Roman" w:hAnsi="Times New Roman" w:cs="Times New Roman"/>
+          <w:sz w:val="28"/>
+          <w:szCs w:val="28"/>
+          <w:lang w:eastAsia="ru-RU"/>
+        </w:rPr>
+        <w:t xml:space="preserve"> </w:t>
+      </w:r>
       <w:r>
         <w:rPr>
           <w:rFonts w:ascii="Times New Roman" w:eastAsia="Times New Roman" w:hAnsi="Times New Roman" w:cs="Times New Roman"/>
@@ -1162,7 +1110,16 @@
           <w:szCs w:val="28"/>
           <w:lang w:val="en-US" w:eastAsia="ru-RU"/>
         </w:rPr>
-        <w:t>class Stats {</w:t>
+        <w:t>Stats</w:t>
+      </w:r>
+      <w:r>
+        <w:rPr>
+          <w:rFonts w:ascii="Times New Roman" w:eastAsia="Times New Roman" w:hAnsi="Times New Roman" w:cs="Times New Roman"/>
+          <w:sz w:val="28"/>
+          <w:szCs w:val="28"/>
+          <w:lang w:eastAsia="ru-RU"/>
+        </w:rPr>
+        <w:t xml:space="preserve"> {</w:t>
       </w:r>
     </w:p>
     <w:p>
@@ -1181,49 +1138,18 @@
           <w:rFonts w:ascii="Times New Roman" w:eastAsia="Times New Roman" w:hAnsi="Times New Roman" w:cs="Times New Roman"/>
           <w:sz w:val="28"/>
           <w:szCs w:val="28"/>
+          <w:lang w:eastAsia="ru-RU"/>
+        </w:rPr>
+        <w:t xml:space="preserve">    </w:t>
+      </w:r>
+      <w:r>
+        <w:rPr>
+          <w:rFonts w:ascii="Times New Roman" w:eastAsia="Times New Roman" w:hAnsi="Times New Roman" w:cs="Times New Roman"/>
+          <w:sz w:val="28"/>
+          <w:szCs w:val="28"/>
           <w:lang w:val="en-US" w:eastAsia="ru-RU"/>
         </w:rPr>
-        <w:t xml:space="preserve">    constructor(numbers) </w:t>
-      </w:r>
-      <w:proofErr w:type="gramStart"/>
-      <w:r>
-        <w:rPr>
-          <w:rFonts w:ascii="Times New Roman" w:eastAsia="Times New Roman" w:hAnsi="Times New Roman" w:cs="Times New Roman"/>
-          <w:sz w:val="28"/>
-          <w:szCs w:val="28"/>
-          <w:lang w:val="en-US" w:eastAsia="ru-RU"/>
-        </w:rPr>
-        <w:t xml:space="preserve">{ </w:t>
-      </w:r>
-      <w:proofErr w:type="spellStart"/>
-      <w:r>
-        <w:rPr>
-          <w:rFonts w:ascii="Times New Roman" w:eastAsia="Times New Roman" w:hAnsi="Times New Roman" w:cs="Times New Roman"/>
-          <w:sz w:val="28"/>
-          <w:szCs w:val="28"/>
-          <w:lang w:val="en-US" w:eastAsia="ru-RU"/>
-        </w:rPr>
-        <w:t>this</w:t>
-      </w:r>
-      <w:proofErr w:type="gramEnd"/>
-      <w:r>
-        <w:rPr>
-          <w:rFonts w:ascii="Times New Roman" w:eastAsia="Times New Roman" w:hAnsi="Times New Roman" w:cs="Times New Roman"/>
-          <w:sz w:val="28"/>
-          <w:szCs w:val="28"/>
-          <w:lang w:val="en-US" w:eastAsia="ru-RU"/>
-        </w:rPr>
-        <w:t>.numbers</w:t>
-      </w:r>
-      <w:proofErr w:type="spellEnd"/>
-      <w:r>
-        <w:rPr>
-          <w:rFonts w:ascii="Times New Roman" w:eastAsia="Times New Roman" w:hAnsi="Times New Roman" w:cs="Times New Roman"/>
-          <w:sz w:val="28"/>
-          <w:szCs w:val="28"/>
-          <w:lang w:val="en-US" w:eastAsia="ru-RU"/>
-        </w:rPr>
-        <w:t xml:space="preserve"> = numbers; }</w:t>
+        <w:t>constructor(numbers) { this.numbers = numbers; }</w:t>
       </w:r>
     </w:p>
     <w:p>
@@ -1244,47 +1170,7 @@
           <w:szCs w:val="28"/>
           <w:lang w:val="en-US" w:eastAsia="ru-RU"/>
         </w:rPr>
-        <w:t xml:space="preserve">    get </w:t>
-      </w:r>
-      <w:proofErr w:type="gramStart"/>
-      <w:r>
-        <w:rPr>
-          <w:rFonts w:ascii="Times New Roman" w:eastAsia="Times New Roman" w:hAnsi="Times New Roman" w:cs="Times New Roman"/>
-          <w:sz w:val="28"/>
-          <w:szCs w:val="28"/>
-          <w:lang w:val="en-US" w:eastAsia="ru-RU"/>
-        </w:rPr>
-        <w:t>count(</w:t>
-      </w:r>
-      <w:proofErr w:type="gramEnd"/>
-      <w:r>
-        <w:rPr>
-          <w:rFonts w:ascii="Times New Roman" w:eastAsia="Times New Roman" w:hAnsi="Times New Roman" w:cs="Times New Roman"/>
-          <w:sz w:val="28"/>
-          <w:szCs w:val="28"/>
-          <w:lang w:val="en-US" w:eastAsia="ru-RU"/>
-        </w:rPr>
-        <w:t xml:space="preserve">) { return </w:t>
-      </w:r>
-      <w:proofErr w:type="spellStart"/>
-      <w:r>
-        <w:rPr>
-          <w:rFonts w:ascii="Times New Roman" w:eastAsia="Times New Roman" w:hAnsi="Times New Roman" w:cs="Times New Roman"/>
-          <w:sz w:val="28"/>
-          <w:szCs w:val="28"/>
-          <w:lang w:val="en-US" w:eastAsia="ru-RU"/>
-        </w:rPr>
-        <w:t>this.numbers.length</w:t>
-      </w:r>
-      <w:proofErr w:type="spellEnd"/>
-      <w:r>
-        <w:rPr>
-          <w:rFonts w:ascii="Times New Roman" w:eastAsia="Times New Roman" w:hAnsi="Times New Roman" w:cs="Times New Roman"/>
-          <w:sz w:val="28"/>
-          <w:szCs w:val="28"/>
-          <w:lang w:val="en-US" w:eastAsia="ru-RU"/>
-        </w:rPr>
-        <w:t>; }</w:t>
+        <w:t xml:space="preserve">    get count() { return this.numbers.length; }</w:t>
       </w:r>
     </w:p>
     <w:p>
@@ -1305,27 +1191,7 @@
           <w:szCs w:val="28"/>
           <w:lang w:val="en-US" w:eastAsia="ru-RU"/>
         </w:rPr>
-        <w:t xml:space="preserve">    </w:t>
-      </w:r>
-      <w:proofErr w:type="gramStart"/>
-      <w:r>
-        <w:rPr>
-          <w:rFonts w:ascii="Times New Roman" w:eastAsia="Times New Roman" w:hAnsi="Times New Roman" w:cs="Times New Roman"/>
-          <w:sz w:val="28"/>
-          <w:szCs w:val="28"/>
-          <w:lang w:val="en-US" w:eastAsia="ru-RU"/>
-        </w:rPr>
-        <w:t>sum(</w:t>
-      </w:r>
-      <w:proofErr w:type="gramEnd"/>
-      <w:r>
-        <w:rPr>
-          <w:rFonts w:ascii="Times New Roman" w:eastAsia="Times New Roman" w:hAnsi="Times New Roman" w:cs="Times New Roman"/>
-          <w:sz w:val="28"/>
-          <w:szCs w:val="28"/>
-          <w:lang w:val="en-US" w:eastAsia="ru-RU"/>
-        </w:rPr>
-        <w:t>) {</w:t>
+        <w:t xml:space="preserve">    sum() {</w:t>
       </w:r>
     </w:p>
     <w:p>
@@ -1367,29 +1233,7 @@
           <w:szCs w:val="28"/>
           <w:lang w:val="en-US" w:eastAsia="ru-RU"/>
         </w:rPr>
-        <w:t xml:space="preserve">        for (const n of </w:t>
-      </w:r>
-      <w:proofErr w:type="spellStart"/>
-      <w:proofErr w:type="gramStart"/>
-      <w:r>
-        <w:rPr>
-          <w:rFonts w:ascii="Times New Roman" w:eastAsia="Times New Roman" w:hAnsi="Times New Roman" w:cs="Times New Roman"/>
-          <w:sz w:val="28"/>
-          <w:szCs w:val="28"/>
-          <w:lang w:val="en-US" w:eastAsia="ru-RU"/>
-        </w:rPr>
-        <w:t>this.numbers</w:t>
-      </w:r>
-      <w:proofErr w:type="spellEnd"/>
-      <w:proofErr w:type="gramEnd"/>
-      <w:r>
-        <w:rPr>
-          <w:rFonts w:ascii="Times New Roman" w:eastAsia="Times New Roman" w:hAnsi="Times New Roman" w:cs="Times New Roman"/>
-          <w:sz w:val="28"/>
-          <w:szCs w:val="28"/>
-          <w:lang w:val="en-US" w:eastAsia="ru-RU"/>
-        </w:rPr>
-        <w:t>) total += n;</w:t>
+        <w:t xml:space="preserve">        for (const n of this.numbers) total += n;</w:t>
       </w:r>
     </w:p>
     <w:p>
@@ -1452,27 +1296,7 @@
           <w:szCs w:val="28"/>
           <w:lang w:val="en-US" w:eastAsia="ru-RU"/>
         </w:rPr>
-        <w:t xml:space="preserve">    </w:t>
-      </w:r>
-      <w:proofErr w:type="gramStart"/>
-      <w:r>
-        <w:rPr>
-          <w:rFonts w:ascii="Times New Roman" w:eastAsia="Times New Roman" w:hAnsi="Times New Roman" w:cs="Times New Roman"/>
-          <w:sz w:val="28"/>
-          <w:szCs w:val="28"/>
-          <w:lang w:val="en-US" w:eastAsia="ru-RU"/>
-        </w:rPr>
-        <w:t>average(</w:t>
-      </w:r>
-      <w:proofErr w:type="gramEnd"/>
-      <w:r>
-        <w:rPr>
-          <w:rFonts w:ascii="Times New Roman" w:eastAsia="Times New Roman" w:hAnsi="Times New Roman" w:cs="Times New Roman"/>
-          <w:sz w:val="28"/>
-          <w:szCs w:val="28"/>
-          <w:lang w:val="en-US" w:eastAsia="ru-RU"/>
-        </w:rPr>
-        <w:t>) {</w:t>
+        <w:t xml:space="preserve">    average() {</w:t>
       </w:r>
     </w:p>
     <w:p>
@@ -1493,69 +1317,7 @@
           <w:szCs w:val="28"/>
           <w:lang w:val="en-US" w:eastAsia="ru-RU"/>
         </w:rPr>
-        <w:t xml:space="preserve">        if (</w:t>
-      </w:r>
-      <w:proofErr w:type="spellStart"/>
-      <w:proofErr w:type="gramStart"/>
-      <w:r>
-        <w:rPr>
-          <w:rFonts w:ascii="Times New Roman" w:eastAsia="Times New Roman" w:hAnsi="Times New Roman" w:cs="Times New Roman"/>
-          <w:sz w:val="28"/>
-          <w:szCs w:val="28"/>
-          <w:lang w:val="en-US" w:eastAsia="ru-RU"/>
-        </w:rPr>
-        <w:t>this.count</w:t>
-      </w:r>
-      <w:proofErr w:type="spellEnd"/>
-      <w:proofErr w:type="gramEnd"/>
-      <w:r>
-        <w:rPr>
-          <w:rFonts w:ascii="Times New Roman" w:eastAsia="Times New Roman" w:hAnsi="Times New Roman" w:cs="Times New Roman"/>
-          <w:sz w:val="28"/>
-          <w:szCs w:val="28"/>
-          <w:lang w:val="en-US" w:eastAsia="ru-RU"/>
-        </w:rPr>
-        <w:t xml:space="preserve"> === 0) throw new Error("</w:t>
-      </w:r>
-      <w:proofErr w:type="spellStart"/>
-      <w:r>
-        <w:rPr>
-          <w:rFonts w:ascii="Times New Roman" w:eastAsia="Times New Roman" w:hAnsi="Times New Roman" w:cs="Times New Roman"/>
-          <w:sz w:val="28"/>
-          <w:szCs w:val="28"/>
-          <w:lang w:val="en-US" w:eastAsia="ru-RU"/>
-        </w:rPr>
-        <w:t>Пустой</w:t>
-      </w:r>
-      <w:proofErr w:type="spellEnd"/>
-      <w:r>
-        <w:rPr>
-          <w:rFonts w:ascii="Times New Roman" w:eastAsia="Times New Roman" w:hAnsi="Times New Roman" w:cs="Times New Roman"/>
-          <w:sz w:val="28"/>
-          <w:szCs w:val="28"/>
-          <w:lang w:val="en-US" w:eastAsia="ru-RU"/>
-        </w:rPr>
-        <w:t xml:space="preserve"> </w:t>
-      </w:r>
-      <w:proofErr w:type="spellStart"/>
-      <w:r>
-        <w:rPr>
-          <w:rFonts w:ascii="Times New Roman" w:eastAsia="Times New Roman" w:hAnsi="Times New Roman" w:cs="Times New Roman"/>
-          <w:sz w:val="28"/>
-          <w:szCs w:val="28"/>
-          <w:lang w:val="en-US" w:eastAsia="ru-RU"/>
-        </w:rPr>
-        <w:t>массив</w:t>
-      </w:r>
-      <w:proofErr w:type="spellEnd"/>
-      <w:r>
-        <w:rPr>
-          <w:rFonts w:ascii="Times New Roman" w:eastAsia="Times New Roman" w:hAnsi="Times New Roman" w:cs="Times New Roman"/>
-          <w:sz w:val="28"/>
-          <w:szCs w:val="28"/>
-          <w:lang w:val="en-US" w:eastAsia="ru-RU"/>
-        </w:rPr>
-        <w:t>");</w:t>
+        <w:t xml:space="preserve">        if (this.count === 0) throw new Error("Пустой массив");</w:t>
       </w:r>
     </w:p>
     <w:p>
@@ -1576,58 +1338,7 @@
           <w:szCs w:val="28"/>
           <w:lang w:val="en-US" w:eastAsia="ru-RU"/>
         </w:rPr>
-        <w:t xml:space="preserve">        return </w:t>
-      </w:r>
-      <w:proofErr w:type="spellStart"/>
-      <w:proofErr w:type="gramStart"/>
-      <w:r>
-        <w:rPr>
-          <w:rFonts w:ascii="Times New Roman" w:eastAsia="Times New Roman" w:hAnsi="Times New Roman" w:cs="Times New Roman"/>
-          <w:sz w:val="28"/>
-          <w:szCs w:val="28"/>
-          <w:lang w:val="en-US" w:eastAsia="ru-RU"/>
-        </w:rPr>
-        <w:t>this.sum</w:t>
-      </w:r>
-      <w:proofErr w:type="spellEnd"/>
-      <w:r>
-        <w:rPr>
-          <w:rFonts w:ascii="Times New Roman" w:eastAsia="Times New Roman" w:hAnsi="Times New Roman" w:cs="Times New Roman"/>
-          <w:sz w:val="28"/>
-          <w:szCs w:val="28"/>
-          <w:lang w:val="en-US" w:eastAsia="ru-RU"/>
-        </w:rPr>
-        <w:t>(</w:t>
-      </w:r>
-      <w:proofErr w:type="gramEnd"/>
-      <w:r>
-        <w:rPr>
-          <w:rFonts w:ascii="Times New Roman" w:eastAsia="Times New Roman" w:hAnsi="Times New Roman" w:cs="Times New Roman"/>
-          <w:sz w:val="28"/>
-          <w:szCs w:val="28"/>
-          <w:lang w:val="en-US" w:eastAsia="ru-RU"/>
-        </w:rPr>
-        <w:t xml:space="preserve">) / </w:t>
-      </w:r>
-      <w:proofErr w:type="spellStart"/>
-      <w:r>
-        <w:rPr>
-          <w:rFonts w:ascii="Times New Roman" w:eastAsia="Times New Roman" w:hAnsi="Times New Roman" w:cs="Times New Roman"/>
-          <w:sz w:val="28"/>
-          <w:szCs w:val="28"/>
-          <w:lang w:val="en-US" w:eastAsia="ru-RU"/>
-        </w:rPr>
-        <w:t>this.count</w:t>
-      </w:r>
-      <w:proofErr w:type="spellEnd"/>
-      <w:r>
-        <w:rPr>
-          <w:rFonts w:ascii="Times New Roman" w:eastAsia="Times New Roman" w:hAnsi="Times New Roman" w:cs="Times New Roman"/>
-          <w:sz w:val="28"/>
-          <w:szCs w:val="28"/>
-          <w:lang w:val="en-US" w:eastAsia="ru-RU"/>
-        </w:rPr>
-        <w:t>;</w:t>
+        <w:t xml:space="preserve">        return this.sum() / this.count;</w:t>
       </w:r>
     </w:p>
     <w:p>
@@ -1711,27 +1422,7 @@
           <w:szCs w:val="28"/>
           <w:lang w:val="en-US" w:eastAsia="ru-RU"/>
         </w:rPr>
-        <w:t xml:space="preserve">    if (value &lt; 0) return "</w:t>
-      </w:r>
-      <w:proofErr w:type="spellStart"/>
-      <w:r>
-        <w:rPr>
-          <w:rFonts w:ascii="Times New Roman" w:eastAsia="Times New Roman" w:hAnsi="Times New Roman" w:cs="Times New Roman"/>
-          <w:sz w:val="28"/>
-          <w:szCs w:val="28"/>
-          <w:lang w:val="en-US" w:eastAsia="ru-RU"/>
-        </w:rPr>
-        <w:t>отрицательное</w:t>
-      </w:r>
-      <w:proofErr w:type="spellEnd"/>
-      <w:r>
-        <w:rPr>
-          <w:rFonts w:ascii="Times New Roman" w:eastAsia="Times New Roman" w:hAnsi="Times New Roman" w:cs="Times New Roman"/>
-          <w:sz w:val="28"/>
-          <w:szCs w:val="28"/>
-          <w:lang w:val="en-US" w:eastAsia="ru-RU"/>
-        </w:rPr>
-        <w:t>";</w:t>
+        <w:t xml:space="preserve">    if (value &lt; 0) return "отрицательное";</w:t>
       </w:r>
     </w:p>
     <w:p>
@@ -1752,27 +1443,7 @@
           <w:szCs w:val="28"/>
           <w:lang w:val="en-US" w:eastAsia="ru-RU"/>
         </w:rPr>
-        <w:t xml:space="preserve">    else if (value === 0) return "</w:t>
-      </w:r>
-      <w:proofErr w:type="spellStart"/>
-      <w:r>
-        <w:rPr>
-          <w:rFonts w:ascii="Times New Roman" w:eastAsia="Times New Roman" w:hAnsi="Times New Roman" w:cs="Times New Roman"/>
-          <w:sz w:val="28"/>
-          <w:szCs w:val="28"/>
-          <w:lang w:val="en-US" w:eastAsia="ru-RU"/>
-        </w:rPr>
-        <w:t>ноль</w:t>
-      </w:r>
-      <w:proofErr w:type="spellEnd"/>
-      <w:r>
-        <w:rPr>
-          <w:rFonts w:ascii="Times New Roman" w:eastAsia="Times New Roman" w:hAnsi="Times New Roman" w:cs="Times New Roman"/>
-          <w:sz w:val="28"/>
-          <w:szCs w:val="28"/>
-          <w:lang w:val="en-US" w:eastAsia="ru-RU"/>
-        </w:rPr>
-        <w:t>";</w:t>
+        <w:t xml:space="preserve">    else if (value === 0) return "ноль";</w:t>
       </w:r>
     </w:p>
     <w:p>
@@ -1793,27 +1464,7 @@
           <w:szCs w:val="28"/>
           <w:lang w:val="en-US" w:eastAsia="ru-RU"/>
         </w:rPr>
-        <w:t xml:space="preserve">    else return "</w:t>
-      </w:r>
-      <w:proofErr w:type="spellStart"/>
-      <w:r>
-        <w:rPr>
-          <w:rFonts w:ascii="Times New Roman" w:eastAsia="Times New Roman" w:hAnsi="Times New Roman" w:cs="Times New Roman"/>
-          <w:sz w:val="28"/>
-          <w:szCs w:val="28"/>
-          <w:lang w:val="en-US" w:eastAsia="ru-RU"/>
-        </w:rPr>
-        <w:t>положительное</w:t>
-      </w:r>
-      <w:proofErr w:type="spellEnd"/>
-      <w:r>
-        <w:rPr>
-          <w:rFonts w:ascii="Times New Roman" w:eastAsia="Times New Roman" w:hAnsi="Times New Roman" w:cs="Times New Roman"/>
-          <w:sz w:val="28"/>
-          <w:szCs w:val="28"/>
-          <w:lang w:val="en-US" w:eastAsia="ru-RU"/>
-        </w:rPr>
-        <w:t>";</w:t>
+        <w:t xml:space="preserve">    else return "положительное";</w:t>
       </w:r>
     </w:p>
     <w:p>
@@ -1855,27 +1506,7 @@
           <w:szCs w:val="28"/>
           <w:lang w:val="en-US" w:eastAsia="ru-RU"/>
         </w:rPr>
-        <w:t xml:space="preserve">function </w:t>
-      </w:r>
-      <w:proofErr w:type="spellStart"/>
-      <w:r>
-        <w:rPr>
-          <w:rFonts w:ascii="Times New Roman" w:eastAsia="Times New Roman" w:hAnsi="Times New Roman" w:cs="Times New Roman"/>
-          <w:sz w:val="28"/>
-          <w:szCs w:val="28"/>
-          <w:lang w:val="en-US" w:eastAsia="ru-RU"/>
-        </w:rPr>
-        <w:t>describeGrade</w:t>
-      </w:r>
-      <w:proofErr w:type="spellEnd"/>
-      <w:r>
-        <w:rPr>
-          <w:rFonts w:ascii="Times New Roman" w:eastAsia="Times New Roman" w:hAnsi="Times New Roman" w:cs="Times New Roman"/>
-          <w:sz w:val="28"/>
-          <w:szCs w:val="28"/>
-          <w:lang w:val="en-US" w:eastAsia="ru-RU"/>
-        </w:rPr>
-        <w:t>(score) {</w:t>
+        <w:t>function describeGrade(score) {</w:t>
       </w:r>
     </w:p>
     <w:p>
@@ -1917,27 +1548,7 @@
           <w:szCs w:val="28"/>
           <w:lang w:val="en-US" w:eastAsia="ru-RU"/>
         </w:rPr>
-        <w:t xml:space="preserve">        case score &gt;= 90: return "</w:t>
-      </w:r>
-      <w:proofErr w:type="spellStart"/>
-      <w:r>
-        <w:rPr>
-          <w:rFonts w:ascii="Times New Roman" w:eastAsia="Times New Roman" w:hAnsi="Times New Roman" w:cs="Times New Roman"/>
-          <w:sz w:val="28"/>
-          <w:szCs w:val="28"/>
-          <w:lang w:val="en-US" w:eastAsia="ru-RU"/>
-        </w:rPr>
-        <w:t>отлично</w:t>
-      </w:r>
-      <w:proofErr w:type="spellEnd"/>
-      <w:r>
-        <w:rPr>
-          <w:rFonts w:ascii="Times New Roman" w:eastAsia="Times New Roman" w:hAnsi="Times New Roman" w:cs="Times New Roman"/>
-          <w:sz w:val="28"/>
-          <w:szCs w:val="28"/>
-          <w:lang w:val="en-US" w:eastAsia="ru-RU"/>
-        </w:rPr>
-        <w:t>";</w:t>
+        <w:t xml:space="preserve">        case score &gt;= 90: return "отлично";</w:t>
       </w:r>
     </w:p>
     <w:p>
@@ -1958,27 +1569,7 @@
           <w:szCs w:val="28"/>
           <w:lang w:val="en-US" w:eastAsia="ru-RU"/>
         </w:rPr>
-        <w:t xml:space="preserve">        case score &gt;= 75: return "</w:t>
-      </w:r>
-      <w:proofErr w:type="spellStart"/>
-      <w:r>
-        <w:rPr>
-          <w:rFonts w:ascii="Times New Roman" w:eastAsia="Times New Roman" w:hAnsi="Times New Roman" w:cs="Times New Roman"/>
-          <w:sz w:val="28"/>
-          <w:szCs w:val="28"/>
-          <w:lang w:val="en-US" w:eastAsia="ru-RU"/>
-        </w:rPr>
-        <w:t>хорошо</w:t>
-      </w:r>
-      <w:proofErr w:type="spellEnd"/>
-      <w:r>
-        <w:rPr>
-          <w:rFonts w:ascii="Times New Roman" w:eastAsia="Times New Roman" w:hAnsi="Times New Roman" w:cs="Times New Roman"/>
-          <w:sz w:val="28"/>
-          <w:szCs w:val="28"/>
-          <w:lang w:val="en-US" w:eastAsia="ru-RU"/>
-        </w:rPr>
-        <w:t>";</w:t>
+        <w:t xml:space="preserve">        case score &gt;= 75: return "хорошо";</w:t>
       </w:r>
     </w:p>
     <w:p>
@@ -1999,27 +1590,7 @@
           <w:szCs w:val="28"/>
           <w:lang w:val="en-US" w:eastAsia="ru-RU"/>
         </w:rPr>
-        <w:t xml:space="preserve">        case score &gt;= 60: return "</w:t>
-      </w:r>
-      <w:proofErr w:type="spellStart"/>
-      <w:r>
-        <w:rPr>
-          <w:rFonts w:ascii="Times New Roman" w:eastAsia="Times New Roman" w:hAnsi="Times New Roman" w:cs="Times New Roman"/>
-          <w:sz w:val="28"/>
-          <w:szCs w:val="28"/>
-          <w:lang w:val="en-US" w:eastAsia="ru-RU"/>
-        </w:rPr>
-        <w:t>удовлетворительно</w:t>
-      </w:r>
-      <w:proofErr w:type="spellEnd"/>
-      <w:r>
-        <w:rPr>
-          <w:rFonts w:ascii="Times New Roman" w:eastAsia="Times New Roman" w:hAnsi="Times New Roman" w:cs="Times New Roman"/>
-          <w:sz w:val="28"/>
-          <w:szCs w:val="28"/>
-          <w:lang w:val="en-US" w:eastAsia="ru-RU"/>
-        </w:rPr>
-        <w:t>";</w:t>
+        <w:t xml:space="preserve">        case score &gt;= 60: return "удовлетворительно";</w:t>
       </w:r>
     </w:p>
     <w:p>
@@ -2040,27 +1611,7 @@
           <w:szCs w:val="28"/>
           <w:lang w:val="en-US" w:eastAsia="ru-RU"/>
         </w:rPr>
-        <w:t xml:space="preserve">        default: return "</w:t>
-      </w:r>
-      <w:proofErr w:type="spellStart"/>
-      <w:r>
-        <w:rPr>
-          <w:rFonts w:ascii="Times New Roman" w:eastAsia="Times New Roman" w:hAnsi="Times New Roman" w:cs="Times New Roman"/>
-          <w:sz w:val="28"/>
-          <w:szCs w:val="28"/>
-          <w:lang w:val="en-US" w:eastAsia="ru-RU"/>
-        </w:rPr>
-        <w:t>неудовлетворительно</w:t>
-      </w:r>
-      <w:proofErr w:type="spellEnd"/>
-      <w:r>
-        <w:rPr>
-          <w:rFonts w:ascii="Times New Roman" w:eastAsia="Times New Roman" w:hAnsi="Times New Roman" w:cs="Times New Roman"/>
-          <w:sz w:val="28"/>
-          <w:szCs w:val="28"/>
-          <w:lang w:val="en-US" w:eastAsia="ru-RU"/>
-        </w:rPr>
-        <w:t>";</w:t>
+        <w:t xml:space="preserve">        default: return "неудовлетворительно";</w:t>
       </w:r>
     </w:p>
     <w:p>
@@ -2123,27 +1674,7 @@
           <w:szCs w:val="28"/>
           <w:lang w:val="en-US" w:eastAsia="ru-RU"/>
         </w:rPr>
-        <w:t xml:space="preserve">function </w:t>
-      </w:r>
-      <w:proofErr w:type="spellStart"/>
-      <w:r>
-        <w:rPr>
-          <w:rFonts w:ascii="Times New Roman" w:eastAsia="Times New Roman" w:hAnsi="Times New Roman" w:cs="Times New Roman"/>
-          <w:sz w:val="28"/>
-          <w:szCs w:val="28"/>
-          <w:lang w:val="en-US" w:eastAsia="ru-RU"/>
-        </w:rPr>
-        <w:t>collatzSteps</w:t>
-      </w:r>
-      <w:proofErr w:type="spellEnd"/>
-      <w:r>
-        <w:rPr>
-          <w:rFonts w:ascii="Times New Roman" w:eastAsia="Times New Roman" w:hAnsi="Times New Roman" w:cs="Times New Roman"/>
-          <w:sz w:val="28"/>
-          <w:szCs w:val="28"/>
-          <w:lang w:val="en-US" w:eastAsia="ru-RU"/>
-        </w:rPr>
-        <w:t>(start) {</w:t>
+        <w:t>function collatzSteps(start) {</w:t>
       </w:r>
     </w:p>
     <w:p>
@@ -2185,27 +1716,7 @@
           <w:szCs w:val="28"/>
           <w:lang w:val="en-US" w:eastAsia="ru-RU"/>
         </w:rPr>
-        <w:t xml:space="preserve">    while (</w:t>
-      </w:r>
-      <w:proofErr w:type="gramStart"/>
-      <w:r>
-        <w:rPr>
-          <w:rFonts w:ascii="Times New Roman" w:eastAsia="Times New Roman" w:hAnsi="Times New Roman" w:cs="Times New Roman"/>
-          <w:sz w:val="28"/>
-          <w:szCs w:val="28"/>
-          <w:lang w:val="en-US" w:eastAsia="ru-RU"/>
-        </w:rPr>
-        <w:t>n !</w:t>
-      </w:r>
-      <w:proofErr w:type="gramEnd"/>
-      <w:r>
-        <w:rPr>
-          <w:rFonts w:ascii="Times New Roman" w:eastAsia="Times New Roman" w:hAnsi="Times New Roman" w:cs="Times New Roman"/>
-          <w:sz w:val="28"/>
-          <w:szCs w:val="28"/>
-          <w:lang w:val="en-US" w:eastAsia="ru-RU"/>
-        </w:rPr>
-        <w:t>== 1) {</w:t>
+        <w:t xml:space="preserve">    while (n !== 1) {</w:t>
       </w:r>
     </w:p>
     <w:p>
@@ -2331,27 +1842,7 @@
           <w:szCs w:val="28"/>
           <w:lang w:val="en-US" w:eastAsia="ru-RU"/>
         </w:rPr>
-        <w:t xml:space="preserve">    do </w:t>
-      </w:r>
-      <w:proofErr w:type="gramStart"/>
-      <w:r>
-        <w:rPr>
-          <w:rFonts w:ascii="Times New Roman" w:eastAsia="Times New Roman" w:hAnsi="Times New Roman" w:cs="Times New Roman"/>
-          <w:sz w:val="28"/>
-          <w:szCs w:val="28"/>
-          <w:lang w:val="en-US" w:eastAsia="ru-RU"/>
-        </w:rPr>
-        <w:t>{ steps</w:t>
-      </w:r>
-      <w:proofErr w:type="gramEnd"/>
-      <w:r>
-        <w:rPr>
-          <w:rFonts w:ascii="Times New Roman" w:eastAsia="Times New Roman" w:hAnsi="Times New Roman" w:cs="Times New Roman"/>
-          <w:sz w:val="28"/>
-          <w:szCs w:val="28"/>
-          <w:lang w:val="en-US" w:eastAsia="ru-RU"/>
-        </w:rPr>
-        <w:t xml:space="preserve"> = steps + 0; } while (false);</w:t>
+        <w:t xml:space="preserve">    do { steps = steps + 0; } while (false);</w:t>
       </w:r>
     </w:p>
     <w:p>
@@ -2436,27 +1927,7 @@
           <w:szCs w:val="28"/>
           <w:lang w:val="en-US" w:eastAsia="ru-RU"/>
         </w:rPr>
-        <w:t xml:space="preserve">const </w:t>
-      </w:r>
-      <w:proofErr w:type="spellStart"/>
-      <w:r>
-        <w:rPr>
-          <w:rFonts w:ascii="Times New Roman" w:eastAsia="Times New Roman" w:hAnsi="Times New Roman" w:cs="Times New Roman"/>
-          <w:sz w:val="28"/>
-          <w:szCs w:val="28"/>
-          <w:lang w:val="en-US" w:eastAsia="ru-RU"/>
-        </w:rPr>
-        <w:t>buildReport</w:t>
-      </w:r>
-      <w:proofErr w:type="spellEnd"/>
-      <w:r>
-        <w:rPr>
-          <w:rFonts w:ascii="Times New Roman" w:eastAsia="Times New Roman" w:hAnsi="Times New Roman" w:cs="Times New Roman"/>
-          <w:sz w:val="28"/>
-          <w:szCs w:val="28"/>
-          <w:lang w:val="en-US" w:eastAsia="ru-RU"/>
-        </w:rPr>
-        <w:t xml:space="preserve"> = (numbers, extra) =&gt; {</w:t>
+        <w:t>const buildReport = (numbers, extra) =&gt; {</w:t>
       </w:r>
     </w:p>
     <w:p>
@@ -2498,87 +1969,7 @@
           <w:szCs w:val="28"/>
           <w:lang w:val="en-US" w:eastAsia="ru-RU"/>
         </w:rPr>
-        <w:t xml:space="preserve">    return </w:t>
-      </w:r>
-      <w:proofErr w:type="gramStart"/>
-      <w:r>
-        <w:rPr>
-          <w:rFonts w:ascii="Times New Roman" w:eastAsia="Times New Roman" w:hAnsi="Times New Roman" w:cs="Times New Roman"/>
-          <w:sz w:val="28"/>
-          <w:szCs w:val="28"/>
-          <w:lang w:val="en-US" w:eastAsia="ru-RU"/>
-        </w:rPr>
-        <w:t>{ total</w:t>
-      </w:r>
-      <w:proofErr w:type="gramEnd"/>
-      <w:r>
-        <w:rPr>
-          <w:rFonts w:ascii="Times New Roman" w:eastAsia="Times New Roman" w:hAnsi="Times New Roman" w:cs="Times New Roman"/>
-          <w:sz w:val="28"/>
-          <w:szCs w:val="28"/>
-          <w:lang w:val="en-US" w:eastAsia="ru-RU"/>
-        </w:rPr>
-        <w:t xml:space="preserve">: </w:t>
-      </w:r>
-      <w:proofErr w:type="spellStart"/>
-      <w:r>
-        <w:rPr>
-          <w:rFonts w:ascii="Times New Roman" w:eastAsia="Times New Roman" w:hAnsi="Times New Roman" w:cs="Times New Roman"/>
-          <w:sz w:val="28"/>
-          <w:szCs w:val="28"/>
-          <w:lang w:val="en-US" w:eastAsia="ru-RU"/>
-        </w:rPr>
-        <w:t>stats.sum</w:t>
-      </w:r>
-      <w:proofErr w:type="spellEnd"/>
-      <w:r>
-        <w:rPr>
-          <w:rFonts w:ascii="Times New Roman" w:eastAsia="Times New Roman" w:hAnsi="Times New Roman" w:cs="Times New Roman"/>
-          <w:sz w:val="28"/>
-          <w:szCs w:val="28"/>
-          <w:lang w:val="en-US" w:eastAsia="ru-RU"/>
-        </w:rPr>
-        <w:t xml:space="preserve">(), average: </w:t>
-      </w:r>
-      <w:proofErr w:type="spellStart"/>
-      <w:r>
-        <w:rPr>
-          <w:rFonts w:ascii="Times New Roman" w:eastAsia="Times New Roman" w:hAnsi="Times New Roman" w:cs="Times New Roman"/>
-          <w:sz w:val="28"/>
-          <w:szCs w:val="28"/>
-          <w:lang w:val="en-US" w:eastAsia="ru-RU"/>
-        </w:rPr>
-        <w:t>stats.average</w:t>
-      </w:r>
-      <w:proofErr w:type="spellEnd"/>
-      <w:r>
-        <w:rPr>
-          <w:rFonts w:ascii="Times New Roman" w:eastAsia="Times New Roman" w:hAnsi="Times New Roman" w:cs="Times New Roman"/>
-          <w:sz w:val="28"/>
-          <w:szCs w:val="28"/>
-          <w:lang w:val="en-US" w:eastAsia="ru-RU"/>
-        </w:rPr>
-        <w:t xml:space="preserve">(), count: </w:t>
-      </w:r>
-      <w:proofErr w:type="spellStart"/>
-      <w:r>
-        <w:rPr>
-          <w:rFonts w:ascii="Times New Roman" w:eastAsia="Times New Roman" w:hAnsi="Times New Roman" w:cs="Times New Roman"/>
-          <w:sz w:val="28"/>
-          <w:szCs w:val="28"/>
-          <w:lang w:val="en-US" w:eastAsia="ru-RU"/>
-        </w:rPr>
-        <w:t>stats.count</w:t>
-      </w:r>
-      <w:proofErr w:type="spellEnd"/>
-      <w:r>
-        <w:rPr>
-          <w:rFonts w:ascii="Times New Roman" w:eastAsia="Times New Roman" w:hAnsi="Times New Roman" w:cs="Times New Roman"/>
-          <w:sz w:val="28"/>
-          <w:szCs w:val="28"/>
-          <w:lang w:val="en-US" w:eastAsia="ru-RU"/>
-        </w:rPr>
-        <w:t>, ...extra };</w:t>
+        <w:t xml:space="preserve">    return { total: stats.sum(), average: stats.average(), count: stats.count, ...extra };</w:t>
       </w:r>
     </w:p>
     <w:p>
@@ -2620,27 +2011,7 @@
           <w:szCs w:val="28"/>
           <w:lang w:val="en-US" w:eastAsia="ru-RU"/>
         </w:rPr>
-        <w:t xml:space="preserve">function </w:t>
-      </w:r>
-      <w:proofErr w:type="spellStart"/>
-      <w:r>
-        <w:rPr>
-          <w:rFonts w:ascii="Times New Roman" w:eastAsia="Times New Roman" w:hAnsi="Times New Roman" w:cs="Times New Roman"/>
-          <w:sz w:val="28"/>
-          <w:szCs w:val="28"/>
-          <w:lang w:val="en-US" w:eastAsia="ru-RU"/>
-        </w:rPr>
-        <w:t>inspectObject</w:t>
-      </w:r>
-      <w:proofErr w:type="spellEnd"/>
-      <w:r>
-        <w:rPr>
-          <w:rFonts w:ascii="Times New Roman" w:eastAsia="Times New Roman" w:hAnsi="Times New Roman" w:cs="Times New Roman"/>
-          <w:sz w:val="28"/>
-          <w:szCs w:val="28"/>
-          <w:lang w:val="en-US" w:eastAsia="ru-RU"/>
-        </w:rPr>
-        <w:t>(obj) {</w:t>
+        <w:t>function inspectObject(obj) {</w:t>
       </w:r>
     </w:p>
     <w:p>
@@ -2703,49 +2074,7 @@
           <w:szCs w:val="28"/>
           <w:lang w:val="en-US" w:eastAsia="ru-RU"/>
         </w:rPr>
-        <w:t xml:space="preserve">        if (</w:t>
-      </w:r>
-      <w:proofErr w:type="spellStart"/>
-      <w:r>
-        <w:rPr>
-          <w:rFonts w:ascii="Times New Roman" w:eastAsia="Times New Roman" w:hAnsi="Times New Roman" w:cs="Times New Roman"/>
-          <w:sz w:val="28"/>
-          <w:szCs w:val="28"/>
-          <w:lang w:val="en-US" w:eastAsia="ru-RU"/>
-        </w:rPr>
-        <w:t>typeof</w:t>
-      </w:r>
-      <w:proofErr w:type="spellEnd"/>
-      <w:r>
-        <w:rPr>
-          <w:rFonts w:ascii="Times New Roman" w:eastAsia="Times New Roman" w:hAnsi="Times New Roman" w:cs="Times New Roman"/>
-          <w:sz w:val="28"/>
-          <w:szCs w:val="28"/>
-          <w:lang w:val="en-US" w:eastAsia="ru-RU"/>
-        </w:rPr>
-        <w:t xml:space="preserve"> obj[key] === "number") </w:t>
-      </w:r>
-      <w:proofErr w:type="spellStart"/>
-      <w:proofErr w:type="gramStart"/>
-      <w:r>
-        <w:rPr>
-          <w:rFonts w:ascii="Times New Roman" w:eastAsia="Times New Roman" w:hAnsi="Times New Roman" w:cs="Times New Roman"/>
-          <w:sz w:val="28"/>
-          <w:szCs w:val="28"/>
-          <w:lang w:val="en-US" w:eastAsia="ru-RU"/>
-        </w:rPr>
-        <w:t>keys.push</w:t>
-      </w:r>
-      <w:proofErr w:type="spellEnd"/>
-      <w:proofErr w:type="gramEnd"/>
-      <w:r>
-        <w:rPr>
-          <w:rFonts w:ascii="Times New Roman" w:eastAsia="Times New Roman" w:hAnsi="Times New Roman" w:cs="Times New Roman"/>
-          <w:sz w:val="28"/>
-          <w:szCs w:val="28"/>
-          <w:lang w:val="en-US" w:eastAsia="ru-RU"/>
-        </w:rPr>
-        <w:t>(key);</w:t>
+        <w:t xml:space="preserve">        if (typeof obj[key] === "number") keys.push(key);</w:t>
       </w:r>
     </w:p>
     <w:p>
@@ -2766,27 +2095,7 @@
           <w:szCs w:val="28"/>
           <w:lang w:val="en-US" w:eastAsia="ru-RU"/>
         </w:rPr>
-        <w:t xml:space="preserve">    const copy = </w:t>
-      </w:r>
-      <w:proofErr w:type="gramStart"/>
-      <w:r>
-        <w:rPr>
-          <w:rFonts w:ascii="Times New Roman" w:eastAsia="Times New Roman" w:hAnsi="Times New Roman" w:cs="Times New Roman"/>
-          <w:sz w:val="28"/>
-          <w:szCs w:val="28"/>
-          <w:lang w:val="en-US" w:eastAsia="ru-RU"/>
-        </w:rPr>
-        <w:t>{ ...</w:t>
-      </w:r>
-      <w:proofErr w:type="gramEnd"/>
-      <w:r>
-        <w:rPr>
-          <w:rFonts w:ascii="Times New Roman" w:eastAsia="Times New Roman" w:hAnsi="Times New Roman" w:cs="Times New Roman"/>
-          <w:sz w:val="28"/>
-          <w:szCs w:val="28"/>
-          <w:lang w:val="en-US" w:eastAsia="ru-RU"/>
-        </w:rPr>
-        <w:t>obj };</w:t>
+        <w:t xml:space="preserve">    const copy = { ...obj };</w:t>
       </w:r>
     </w:p>
     <w:p>
@@ -2807,29 +2116,7 @@
           <w:szCs w:val="28"/>
           <w:lang w:val="en-US" w:eastAsia="ru-RU"/>
         </w:rPr>
-        <w:t xml:space="preserve">    if ("temp" in copy) delete </w:t>
-      </w:r>
-      <w:proofErr w:type="spellStart"/>
-      <w:proofErr w:type="gramStart"/>
-      <w:r>
-        <w:rPr>
-          <w:rFonts w:ascii="Times New Roman" w:eastAsia="Times New Roman" w:hAnsi="Times New Roman" w:cs="Times New Roman"/>
-          <w:sz w:val="28"/>
-          <w:szCs w:val="28"/>
-          <w:lang w:val="en-US" w:eastAsia="ru-RU"/>
-        </w:rPr>
-        <w:t>copy.temp</w:t>
-      </w:r>
-      <w:proofErr w:type="spellEnd"/>
-      <w:proofErr w:type="gramEnd"/>
-      <w:r>
-        <w:rPr>
-          <w:rFonts w:ascii="Times New Roman" w:eastAsia="Times New Roman" w:hAnsi="Times New Roman" w:cs="Times New Roman"/>
-          <w:sz w:val="28"/>
-          <w:szCs w:val="28"/>
-          <w:lang w:val="en-US" w:eastAsia="ru-RU"/>
-        </w:rPr>
-        <w:t>;</w:t>
+        <w:t xml:space="preserve">    if ("temp" in copy) delete copy.temp;</w:t>
       </w:r>
     </w:p>
     <w:p>
@@ -2892,69 +2179,7 @@
           <w:szCs w:val="28"/>
           <w:lang w:val="en-US" w:eastAsia="ru-RU"/>
         </w:rPr>
-        <w:t xml:space="preserve">function </w:t>
-      </w:r>
-      <w:proofErr w:type="spellStart"/>
-      <w:proofErr w:type="gramStart"/>
-      <w:r>
-        <w:rPr>
-          <w:rFonts w:ascii="Times New Roman" w:eastAsia="Times New Roman" w:hAnsi="Times New Roman" w:cs="Times New Roman"/>
-          <w:sz w:val="28"/>
-          <w:szCs w:val="28"/>
-          <w:lang w:val="en-US" w:eastAsia="ru-RU"/>
-        </w:rPr>
-        <w:t>safeRun</w:t>
-      </w:r>
-      <w:proofErr w:type="spellEnd"/>
-      <w:r>
-        <w:rPr>
-          <w:rFonts w:ascii="Times New Roman" w:eastAsia="Times New Roman" w:hAnsi="Times New Roman" w:cs="Times New Roman"/>
-          <w:sz w:val="28"/>
-          <w:szCs w:val="28"/>
-          <w:lang w:val="en-US" w:eastAsia="ru-RU"/>
-        </w:rPr>
-        <w:t>(</w:t>
-      </w:r>
-      <w:proofErr w:type="spellStart"/>
-      <w:proofErr w:type="gramEnd"/>
-      <w:r>
-        <w:rPr>
-          <w:rFonts w:ascii="Times New Roman" w:eastAsia="Times New Roman" w:hAnsi="Times New Roman" w:cs="Times New Roman"/>
-          <w:sz w:val="28"/>
-          <w:szCs w:val="28"/>
-          <w:lang w:val="en-US" w:eastAsia="ru-RU"/>
-        </w:rPr>
-        <w:t>fn</w:t>
-      </w:r>
-      <w:proofErr w:type="spellEnd"/>
-      <w:r>
-        <w:rPr>
-          <w:rFonts w:ascii="Times New Roman" w:eastAsia="Times New Roman" w:hAnsi="Times New Roman" w:cs="Times New Roman"/>
-          <w:sz w:val="28"/>
-          <w:szCs w:val="28"/>
-          <w:lang w:val="en-US" w:eastAsia="ru-RU"/>
-        </w:rPr>
-        <w:t xml:space="preserve">, </w:t>
-      </w:r>
-      <w:proofErr w:type="spellStart"/>
-      <w:r>
-        <w:rPr>
-          <w:rFonts w:ascii="Times New Roman" w:eastAsia="Times New Roman" w:hAnsi="Times New Roman" w:cs="Times New Roman"/>
-          <w:sz w:val="28"/>
-          <w:szCs w:val="28"/>
-          <w:lang w:val="en-US" w:eastAsia="ru-RU"/>
-        </w:rPr>
-        <w:t>arg</w:t>
-      </w:r>
-      <w:proofErr w:type="spellEnd"/>
-      <w:r>
-        <w:rPr>
-          <w:rFonts w:ascii="Times New Roman" w:eastAsia="Times New Roman" w:hAnsi="Times New Roman" w:cs="Times New Roman"/>
-          <w:sz w:val="28"/>
-          <w:szCs w:val="28"/>
-          <w:lang w:val="en-US" w:eastAsia="ru-RU"/>
-        </w:rPr>
-        <w:t>) {</w:t>
+        <w:t>function safeRun(fn, arg) {</w:t>
       </w:r>
     </w:p>
     <w:p>
@@ -2996,67 +2221,7 @@
           <w:szCs w:val="28"/>
           <w:lang w:val="en-US" w:eastAsia="ru-RU"/>
         </w:rPr>
-        <w:t xml:space="preserve">    try </w:t>
-      </w:r>
-      <w:proofErr w:type="gramStart"/>
-      <w:r>
-        <w:rPr>
-          <w:rFonts w:ascii="Times New Roman" w:eastAsia="Times New Roman" w:hAnsi="Times New Roman" w:cs="Times New Roman"/>
-          <w:sz w:val="28"/>
-          <w:szCs w:val="28"/>
-          <w:lang w:val="en-US" w:eastAsia="ru-RU"/>
-        </w:rPr>
-        <w:t>{ result</w:t>
-      </w:r>
-      <w:proofErr w:type="gramEnd"/>
-      <w:r>
-        <w:rPr>
-          <w:rFonts w:ascii="Times New Roman" w:eastAsia="Times New Roman" w:hAnsi="Times New Roman" w:cs="Times New Roman"/>
-          <w:sz w:val="28"/>
-          <w:szCs w:val="28"/>
-          <w:lang w:val="en-US" w:eastAsia="ru-RU"/>
-        </w:rPr>
-        <w:t xml:space="preserve"> = </w:t>
-      </w:r>
-      <w:proofErr w:type="spellStart"/>
-      <w:r>
-        <w:rPr>
-          <w:rFonts w:ascii="Times New Roman" w:eastAsia="Times New Roman" w:hAnsi="Times New Roman" w:cs="Times New Roman"/>
-          <w:sz w:val="28"/>
-          <w:szCs w:val="28"/>
-          <w:lang w:val="en-US" w:eastAsia="ru-RU"/>
-        </w:rPr>
-        <w:t>fn</w:t>
-      </w:r>
-      <w:proofErr w:type="spellEnd"/>
-      <w:r>
-        <w:rPr>
-          <w:rFonts w:ascii="Times New Roman" w:eastAsia="Times New Roman" w:hAnsi="Times New Roman" w:cs="Times New Roman"/>
-          <w:sz w:val="28"/>
-          <w:szCs w:val="28"/>
-          <w:lang w:val="en-US" w:eastAsia="ru-RU"/>
-        </w:rPr>
-        <w:t>(</w:t>
-      </w:r>
-      <w:proofErr w:type="spellStart"/>
-      <w:r>
-        <w:rPr>
-          <w:rFonts w:ascii="Times New Roman" w:eastAsia="Times New Roman" w:hAnsi="Times New Roman" w:cs="Times New Roman"/>
-          <w:sz w:val="28"/>
-          <w:szCs w:val="28"/>
-          <w:lang w:val="en-US" w:eastAsia="ru-RU"/>
-        </w:rPr>
-        <w:t>arg</w:t>
-      </w:r>
-      <w:proofErr w:type="spellEnd"/>
-      <w:r>
-        <w:rPr>
-          <w:rFonts w:ascii="Times New Roman" w:eastAsia="Times New Roman" w:hAnsi="Times New Roman" w:cs="Times New Roman"/>
-          <w:sz w:val="28"/>
-          <w:szCs w:val="28"/>
-          <w:lang w:val="en-US" w:eastAsia="ru-RU"/>
-        </w:rPr>
-        <w:t>); }</w:t>
+        <w:t xml:space="preserve">    try { result = fn(arg); }</w:t>
       </w:r>
     </w:p>
     <w:p>
@@ -3077,67 +2242,7 @@
           <w:szCs w:val="28"/>
           <w:lang w:val="en-US" w:eastAsia="ru-RU"/>
         </w:rPr>
-        <w:t xml:space="preserve">    catch (err) </w:t>
-      </w:r>
-      <w:proofErr w:type="gramStart"/>
-      <w:r>
-        <w:rPr>
-          <w:rFonts w:ascii="Times New Roman" w:eastAsia="Times New Roman" w:hAnsi="Times New Roman" w:cs="Times New Roman"/>
-          <w:sz w:val="28"/>
-          <w:szCs w:val="28"/>
-          <w:lang w:val="en-US" w:eastAsia="ru-RU"/>
-        </w:rPr>
-        <w:t>{ console.log</w:t>
-      </w:r>
-      <w:proofErr w:type="gramEnd"/>
-      <w:r>
-        <w:rPr>
-          <w:rFonts w:ascii="Times New Roman" w:eastAsia="Times New Roman" w:hAnsi="Times New Roman" w:cs="Times New Roman"/>
-          <w:sz w:val="28"/>
-          <w:szCs w:val="28"/>
-          <w:lang w:val="en-US" w:eastAsia="ru-RU"/>
-        </w:rPr>
-        <w:t>("</w:t>
-      </w:r>
-      <w:proofErr w:type="spellStart"/>
-      <w:r>
-        <w:rPr>
-          <w:rFonts w:ascii="Times New Roman" w:eastAsia="Times New Roman" w:hAnsi="Times New Roman" w:cs="Times New Roman"/>
-          <w:sz w:val="28"/>
-          <w:szCs w:val="28"/>
-          <w:lang w:val="en-US" w:eastAsia="ru-RU"/>
-        </w:rPr>
-        <w:t>Ошибка</w:t>
-      </w:r>
-      <w:proofErr w:type="spellEnd"/>
-      <w:r>
-        <w:rPr>
-          <w:rFonts w:ascii="Times New Roman" w:eastAsia="Times New Roman" w:hAnsi="Times New Roman" w:cs="Times New Roman"/>
-          <w:sz w:val="28"/>
-          <w:szCs w:val="28"/>
-          <w:lang w:val="en-US" w:eastAsia="ru-RU"/>
-        </w:rPr>
-        <w:t xml:space="preserve">:", </w:t>
-      </w:r>
-      <w:proofErr w:type="spellStart"/>
-      <w:r>
-        <w:rPr>
-          <w:rFonts w:ascii="Times New Roman" w:eastAsia="Times New Roman" w:hAnsi="Times New Roman" w:cs="Times New Roman"/>
-          <w:sz w:val="28"/>
-          <w:szCs w:val="28"/>
-          <w:lang w:val="en-US" w:eastAsia="ru-RU"/>
-        </w:rPr>
-        <w:t>err.message</w:t>
-      </w:r>
-      <w:proofErr w:type="spellEnd"/>
-      <w:r>
-        <w:rPr>
-          <w:rFonts w:ascii="Times New Roman" w:eastAsia="Times New Roman" w:hAnsi="Times New Roman" w:cs="Times New Roman"/>
-          <w:sz w:val="28"/>
-          <w:szCs w:val="28"/>
-          <w:lang w:val="en-US" w:eastAsia="ru-RU"/>
-        </w:rPr>
-        <w:t>); }</w:t>
+        <w:t xml:space="preserve">    catch (err) { console.log("Ошибка:", err.message); }</w:t>
       </w:r>
     </w:p>
     <w:p>
@@ -3167,9 +2272,17 @@
           <w:szCs w:val="28"/>
           <w:lang w:eastAsia="ru-RU"/>
         </w:rPr>
-        <w:t xml:space="preserve"> </w:t>
-      </w:r>
-      <w:proofErr w:type="gramStart"/>
+        <w:t xml:space="preserve"> { </w:t>
+      </w:r>
+      <w:r>
+        <w:rPr>
+          <w:rFonts w:ascii="Times New Roman" w:eastAsia="Times New Roman" w:hAnsi="Times New Roman" w:cs="Times New Roman"/>
+          <w:sz w:val="28"/>
+          <w:szCs w:val="28"/>
+          <w:lang w:val="en-US" w:eastAsia="ru-RU"/>
+        </w:rPr>
+        <w:t>console</w:t>
+      </w:r>
       <w:r>
         <w:rPr>
           <w:rFonts w:ascii="Times New Roman" w:eastAsia="Times New Roman" w:hAnsi="Times New Roman" w:cs="Times New Roman"/>
@@ -3177,7 +2290,7 @@
           <w:szCs w:val="28"/>
           <w:lang w:eastAsia="ru-RU"/>
         </w:rPr>
-        <w:t xml:space="preserve">{ </w:t>
+        <w:t>.</w:t>
       </w:r>
       <w:r>
         <w:rPr>
@@ -3186,27 +2299,8 @@
           <w:szCs w:val="28"/>
           <w:lang w:val="en-US" w:eastAsia="ru-RU"/>
         </w:rPr>
-        <w:t>console</w:t>
-      </w:r>
-      <w:r>
-        <w:rPr>
-          <w:rFonts w:ascii="Times New Roman" w:eastAsia="Times New Roman" w:hAnsi="Times New Roman" w:cs="Times New Roman"/>
-          <w:sz w:val="28"/>
-          <w:szCs w:val="28"/>
-          <w:lang w:eastAsia="ru-RU"/>
-        </w:rPr>
-        <w:t>.</w:t>
-      </w:r>
-      <w:r>
-        <w:rPr>
-          <w:rFonts w:ascii="Times New Roman" w:eastAsia="Times New Roman" w:hAnsi="Times New Roman" w:cs="Times New Roman"/>
-          <w:sz w:val="28"/>
-          <w:szCs w:val="28"/>
-          <w:lang w:val="en-US" w:eastAsia="ru-RU"/>
-        </w:rPr>
         <w:t>log</w:t>
       </w:r>
-      <w:proofErr w:type="gramEnd"/>
       <w:r>
         <w:rPr>
           <w:rFonts w:ascii="Times New Roman" w:eastAsia="Times New Roman" w:hAnsi="Times New Roman" w:cs="Times New Roman"/>
@@ -3286,27 +2380,7 @@
           <w:szCs w:val="28"/>
           <w:lang w:val="en-US" w:eastAsia="ru-RU"/>
         </w:rPr>
-        <w:t xml:space="preserve">function </w:t>
-      </w:r>
-      <w:proofErr w:type="spellStart"/>
-      <w:r>
-        <w:rPr>
-          <w:rFonts w:ascii="Times New Roman" w:eastAsia="Times New Roman" w:hAnsi="Times New Roman" w:cs="Times New Roman"/>
-          <w:sz w:val="28"/>
-          <w:szCs w:val="28"/>
-          <w:lang w:val="en-US" w:eastAsia="ru-RU"/>
-        </w:rPr>
-        <w:t>filterPositive</w:t>
-      </w:r>
-      <w:proofErr w:type="spellEnd"/>
-      <w:r>
-        <w:rPr>
-          <w:rFonts w:ascii="Times New Roman" w:eastAsia="Times New Roman" w:hAnsi="Times New Roman" w:cs="Times New Roman"/>
-          <w:sz w:val="28"/>
-          <w:szCs w:val="28"/>
-          <w:lang w:val="en-US" w:eastAsia="ru-RU"/>
-        </w:rPr>
-        <w:t>(numbers) {</w:t>
+        <w:t>function filterPositive(numbers) {</w:t>
       </w:r>
     </w:p>
     <w:p>
@@ -3348,89 +2422,7 @@
           <w:szCs w:val="28"/>
           <w:lang w:val="en-US" w:eastAsia="ru-RU"/>
         </w:rPr>
-        <w:t xml:space="preserve">    for (let </w:t>
-      </w:r>
-      <w:proofErr w:type="spellStart"/>
-      <w:r>
-        <w:rPr>
-          <w:rFonts w:ascii="Times New Roman" w:eastAsia="Times New Roman" w:hAnsi="Times New Roman" w:cs="Times New Roman"/>
-          <w:sz w:val="28"/>
-          <w:szCs w:val="28"/>
-          <w:lang w:val="en-US" w:eastAsia="ru-RU"/>
-        </w:rPr>
-        <w:t>i</w:t>
-      </w:r>
-      <w:proofErr w:type="spellEnd"/>
-      <w:r>
-        <w:rPr>
-          <w:rFonts w:ascii="Times New Roman" w:eastAsia="Times New Roman" w:hAnsi="Times New Roman" w:cs="Times New Roman"/>
-          <w:sz w:val="28"/>
-          <w:szCs w:val="28"/>
-          <w:lang w:val="en-US" w:eastAsia="ru-RU"/>
-        </w:rPr>
-        <w:t xml:space="preserve"> = 0; </w:t>
-      </w:r>
-      <w:proofErr w:type="spellStart"/>
-      <w:r>
-        <w:rPr>
-          <w:rFonts w:ascii="Times New Roman" w:eastAsia="Times New Roman" w:hAnsi="Times New Roman" w:cs="Times New Roman"/>
-          <w:sz w:val="28"/>
-          <w:szCs w:val="28"/>
-          <w:lang w:val="en-US" w:eastAsia="ru-RU"/>
-        </w:rPr>
-        <w:t>i</w:t>
-      </w:r>
-      <w:proofErr w:type="spellEnd"/>
-      <w:r>
-        <w:rPr>
-          <w:rFonts w:ascii="Times New Roman" w:eastAsia="Times New Roman" w:hAnsi="Times New Roman" w:cs="Times New Roman"/>
-          <w:sz w:val="28"/>
-          <w:szCs w:val="28"/>
-          <w:lang w:val="en-US" w:eastAsia="ru-RU"/>
-        </w:rPr>
-        <w:t xml:space="preserve"> &lt; </w:t>
-      </w:r>
-      <w:proofErr w:type="spellStart"/>
-      <w:proofErr w:type="gramStart"/>
-      <w:r>
-        <w:rPr>
-          <w:rFonts w:ascii="Times New Roman" w:eastAsia="Times New Roman" w:hAnsi="Times New Roman" w:cs="Times New Roman"/>
-          <w:sz w:val="28"/>
-          <w:szCs w:val="28"/>
-          <w:lang w:val="en-US" w:eastAsia="ru-RU"/>
-        </w:rPr>
-        <w:t>numbers.length</w:t>
-      </w:r>
-      <w:proofErr w:type="spellEnd"/>
-      <w:proofErr w:type="gramEnd"/>
-      <w:r>
-        <w:rPr>
-          <w:rFonts w:ascii="Times New Roman" w:eastAsia="Times New Roman" w:hAnsi="Times New Roman" w:cs="Times New Roman"/>
-          <w:sz w:val="28"/>
-          <w:szCs w:val="28"/>
-          <w:lang w:val="en-US" w:eastAsia="ru-RU"/>
-        </w:rPr>
-        <w:t xml:space="preserve">; </w:t>
-      </w:r>
-      <w:proofErr w:type="spellStart"/>
-      <w:r>
-        <w:rPr>
-          <w:rFonts w:ascii="Times New Roman" w:eastAsia="Times New Roman" w:hAnsi="Times New Roman" w:cs="Times New Roman"/>
-          <w:sz w:val="28"/>
-          <w:szCs w:val="28"/>
-          <w:lang w:val="en-US" w:eastAsia="ru-RU"/>
-        </w:rPr>
-        <w:t>i</w:t>
-      </w:r>
-      <w:proofErr w:type="spellEnd"/>
-      <w:r>
-        <w:rPr>
-          <w:rFonts w:ascii="Times New Roman" w:eastAsia="Times New Roman" w:hAnsi="Times New Roman" w:cs="Times New Roman"/>
-          <w:sz w:val="28"/>
-          <w:szCs w:val="28"/>
-          <w:lang w:val="en-US" w:eastAsia="ru-RU"/>
-        </w:rPr>
-        <w:t>++) {</w:t>
+        <w:t xml:space="preserve">    for (let i = 0; i &lt; numbers.length; i++) {</w:t>
       </w:r>
     </w:p>
     <w:p>
@@ -3451,27 +2443,7 @@
           <w:szCs w:val="28"/>
           <w:lang w:val="en-US" w:eastAsia="ru-RU"/>
         </w:rPr>
-        <w:t xml:space="preserve">        if (numbers[</w:t>
-      </w:r>
-      <w:proofErr w:type="spellStart"/>
-      <w:r>
-        <w:rPr>
-          <w:rFonts w:ascii="Times New Roman" w:eastAsia="Times New Roman" w:hAnsi="Times New Roman" w:cs="Times New Roman"/>
-          <w:sz w:val="28"/>
-          <w:szCs w:val="28"/>
-          <w:lang w:val="en-US" w:eastAsia="ru-RU"/>
-        </w:rPr>
-        <w:t>i</w:t>
-      </w:r>
-      <w:proofErr w:type="spellEnd"/>
-      <w:r>
-        <w:rPr>
-          <w:rFonts w:ascii="Times New Roman" w:eastAsia="Times New Roman" w:hAnsi="Times New Roman" w:cs="Times New Roman"/>
-          <w:sz w:val="28"/>
-          <w:szCs w:val="28"/>
-          <w:lang w:val="en-US" w:eastAsia="ru-RU"/>
-        </w:rPr>
-        <w:t>] &lt; 0) continue;</w:t>
+        <w:t xml:space="preserve">        if (numbers[i] &lt; 0) continue;</w:t>
       </w:r>
     </w:p>
     <w:p>
@@ -3492,49 +2464,7 @@
           <w:szCs w:val="28"/>
           <w:lang w:val="en-US" w:eastAsia="ru-RU"/>
         </w:rPr>
-        <w:t xml:space="preserve">        </w:t>
-      </w:r>
-      <w:proofErr w:type="spellStart"/>
-      <w:proofErr w:type="gramStart"/>
-      <w:r>
-        <w:rPr>
-          <w:rFonts w:ascii="Times New Roman" w:eastAsia="Times New Roman" w:hAnsi="Times New Roman" w:cs="Times New Roman"/>
-          <w:sz w:val="28"/>
-          <w:szCs w:val="28"/>
-          <w:lang w:val="en-US" w:eastAsia="ru-RU"/>
-        </w:rPr>
-        <w:t>out.push</w:t>
-      </w:r>
-      <w:proofErr w:type="spellEnd"/>
-      <w:proofErr w:type="gramEnd"/>
-      <w:r>
-        <w:rPr>
-          <w:rFonts w:ascii="Times New Roman" w:eastAsia="Times New Roman" w:hAnsi="Times New Roman" w:cs="Times New Roman"/>
-          <w:sz w:val="28"/>
-          <w:szCs w:val="28"/>
-          <w:lang w:val="en-US" w:eastAsia="ru-RU"/>
-        </w:rPr>
-        <w:t>(numbers[</w:t>
-      </w:r>
-      <w:proofErr w:type="spellStart"/>
-      <w:r>
-        <w:rPr>
-          <w:rFonts w:ascii="Times New Roman" w:eastAsia="Times New Roman" w:hAnsi="Times New Roman" w:cs="Times New Roman"/>
-          <w:sz w:val="28"/>
-          <w:szCs w:val="28"/>
-          <w:lang w:val="en-US" w:eastAsia="ru-RU"/>
-        </w:rPr>
-        <w:t>i</w:t>
-      </w:r>
-      <w:proofErr w:type="spellEnd"/>
-      <w:r>
-        <w:rPr>
-          <w:rFonts w:ascii="Times New Roman" w:eastAsia="Times New Roman" w:hAnsi="Times New Roman" w:cs="Times New Roman"/>
-          <w:sz w:val="28"/>
-          <w:szCs w:val="28"/>
-          <w:lang w:val="en-US" w:eastAsia="ru-RU"/>
-        </w:rPr>
-        <w:t>]);</w:t>
+        <w:t xml:space="preserve">        out.push(numbers[i]);</w:t>
       </w:r>
     </w:p>
     <w:p>
@@ -3618,27 +2548,7 @@
           <w:szCs w:val="28"/>
           <w:lang w:val="en-US" w:eastAsia="ru-RU"/>
         </w:rPr>
-        <w:t xml:space="preserve">function </w:t>
-      </w:r>
-      <w:proofErr w:type="gramStart"/>
-      <w:r>
-        <w:rPr>
-          <w:rFonts w:ascii="Times New Roman" w:eastAsia="Times New Roman" w:hAnsi="Times New Roman" w:cs="Times New Roman"/>
-          <w:sz w:val="28"/>
-          <w:szCs w:val="28"/>
-          <w:lang w:val="en-US" w:eastAsia="ru-RU"/>
-        </w:rPr>
-        <w:t>main(</w:t>
-      </w:r>
-      <w:proofErr w:type="gramEnd"/>
-      <w:r>
-        <w:rPr>
-          <w:rFonts w:ascii="Times New Roman" w:eastAsia="Times New Roman" w:hAnsi="Times New Roman" w:cs="Times New Roman"/>
-          <w:sz w:val="28"/>
-          <w:szCs w:val="28"/>
-          <w:lang w:val="en-US" w:eastAsia="ru-RU"/>
-        </w:rPr>
-        <w:t>) {</w:t>
+        <w:t>function main() {</w:t>
       </w:r>
     </w:p>
     <w:p>
@@ -3680,47 +2590,7 @@
           <w:szCs w:val="28"/>
           <w:lang w:val="en-US" w:eastAsia="ru-RU"/>
         </w:rPr>
-        <w:t xml:space="preserve">    </w:t>
-      </w:r>
-      <w:proofErr w:type="gramStart"/>
-      <w:r>
-        <w:rPr>
-          <w:rFonts w:ascii="Times New Roman" w:eastAsia="Times New Roman" w:hAnsi="Times New Roman" w:cs="Times New Roman"/>
-          <w:sz w:val="28"/>
-          <w:szCs w:val="28"/>
-          <w:lang w:val="en-US" w:eastAsia="ru-RU"/>
-        </w:rPr>
-        <w:t>console.log(</w:t>
-      </w:r>
-      <w:proofErr w:type="gramEnd"/>
-      <w:r>
-        <w:rPr>
-          <w:rFonts w:ascii="Times New Roman" w:eastAsia="Times New Roman" w:hAnsi="Times New Roman" w:cs="Times New Roman"/>
-          <w:sz w:val="28"/>
-          <w:szCs w:val="28"/>
-          <w:lang w:val="en-US" w:eastAsia="ru-RU"/>
-        </w:rPr>
-        <w:t xml:space="preserve">"=== </w:t>
-      </w:r>
-      <w:proofErr w:type="spellStart"/>
-      <w:r>
-        <w:rPr>
-          <w:rFonts w:ascii="Times New Roman" w:eastAsia="Times New Roman" w:hAnsi="Times New Roman" w:cs="Times New Roman"/>
-          <w:sz w:val="28"/>
-          <w:szCs w:val="28"/>
-          <w:lang w:val="en-US" w:eastAsia="ru-RU"/>
-        </w:rPr>
-        <w:t>Классификация</w:t>
-      </w:r>
-      <w:proofErr w:type="spellEnd"/>
-      <w:r>
-        <w:rPr>
-          <w:rFonts w:ascii="Times New Roman" w:eastAsia="Times New Roman" w:hAnsi="Times New Roman" w:cs="Times New Roman"/>
-          <w:sz w:val="28"/>
-          <w:szCs w:val="28"/>
-          <w:lang w:val="en-US" w:eastAsia="ru-RU"/>
-        </w:rPr>
-        <w:t xml:space="preserve"> ===");</w:t>
+        <w:t xml:space="preserve">    console.log("=== Классификация ===");</w:t>
       </w:r>
     </w:p>
     <w:p>
@@ -3741,27 +2611,7 @@
           <w:szCs w:val="28"/>
           <w:lang w:val="en-US" w:eastAsia="ru-RU"/>
         </w:rPr>
-        <w:t xml:space="preserve">    for (const n of data) </w:t>
-      </w:r>
-      <w:proofErr w:type="gramStart"/>
-      <w:r>
-        <w:rPr>
-          <w:rFonts w:ascii="Times New Roman" w:eastAsia="Times New Roman" w:hAnsi="Times New Roman" w:cs="Times New Roman"/>
-          <w:sz w:val="28"/>
-          <w:szCs w:val="28"/>
-          <w:lang w:val="en-US" w:eastAsia="ru-RU"/>
-        </w:rPr>
-        <w:t>console.log(</w:t>
-      </w:r>
-      <w:proofErr w:type="gramEnd"/>
-      <w:r>
-        <w:rPr>
-          <w:rFonts w:ascii="Times New Roman" w:eastAsia="Times New Roman" w:hAnsi="Times New Roman" w:cs="Times New Roman"/>
-          <w:sz w:val="28"/>
-          <w:szCs w:val="28"/>
-          <w:lang w:val="en-US" w:eastAsia="ru-RU"/>
-        </w:rPr>
-        <w:t>n, "—", classify(n));</w:t>
+        <w:t xml:space="preserve">    for (const n of data) console.log(n, "—", classify(n));</w:t>
       </w:r>
     </w:p>
     <w:p>
@@ -3782,47 +2632,7 @@
           <w:szCs w:val="28"/>
           <w:lang w:val="en-US" w:eastAsia="ru-RU"/>
         </w:rPr>
-        <w:t xml:space="preserve">    </w:t>
-      </w:r>
-      <w:proofErr w:type="gramStart"/>
-      <w:r>
-        <w:rPr>
-          <w:rFonts w:ascii="Times New Roman" w:eastAsia="Times New Roman" w:hAnsi="Times New Roman" w:cs="Times New Roman"/>
-          <w:sz w:val="28"/>
-          <w:szCs w:val="28"/>
-          <w:lang w:val="en-US" w:eastAsia="ru-RU"/>
-        </w:rPr>
-        <w:t>console.log(</w:t>
-      </w:r>
-      <w:proofErr w:type="gramEnd"/>
-      <w:r>
-        <w:rPr>
-          <w:rFonts w:ascii="Times New Roman" w:eastAsia="Times New Roman" w:hAnsi="Times New Roman" w:cs="Times New Roman"/>
-          <w:sz w:val="28"/>
-          <w:szCs w:val="28"/>
-          <w:lang w:val="en-US" w:eastAsia="ru-RU"/>
-        </w:rPr>
-        <w:t xml:space="preserve">"=== </w:t>
-      </w:r>
-      <w:proofErr w:type="spellStart"/>
-      <w:r>
-        <w:rPr>
-          <w:rFonts w:ascii="Times New Roman" w:eastAsia="Times New Roman" w:hAnsi="Times New Roman" w:cs="Times New Roman"/>
-          <w:sz w:val="28"/>
-          <w:szCs w:val="28"/>
-          <w:lang w:val="en-US" w:eastAsia="ru-RU"/>
-        </w:rPr>
-        <w:t>Оценки</w:t>
-      </w:r>
-      <w:proofErr w:type="spellEnd"/>
-      <w:r>
-        <w:rPr>
-          <w:rFonts w:ascii="Times New Roman" w:eastAsia="Times New Roman" w:hAnsi="Times New Roman" w:cs="Times New Roman"/>
-          <w:sz w:val="28"/>
-          <w:szCs w:val="28"/>
-          <w:lang w:val="en-US" w:eastAsia="ru-RU"/>
-        </w:rPr>
-        <w:t xml:space="preserve"> ===");</w:t>
+        <w:t xml:space="preserve">    console.log("=== Оценки ===");</w:t>
       </w:r>
     </w:p>
     <w:p>
@@ -3864,47 +2674,7 @@
           <w:szCs w:val="28"/>
           <w:lang w:val="en-US" w:eastAsia="ru-RU"/>
         </w:rPr>
-        <w:t xml:space="preserve">    for (const s of scores) </w:t>
-      </w:r>
-      <w:proofErr w:type="gramStart"/>
-      <w:r>
-        <w:rPr>
-          <w:rFonts w:ascii="Times New Roman" w:eastAsia="Times New Roman" w:hAnsi="Times New Roman" w:cs="Times New Roman"/>
-          <w:sz w:val="28"/>
-          <w:szCs w:val="28"/>
-          <w:lang w:val="en-US" w:eastAsia="ru-RU"/>
-        </w:rPr>
-        <w:t>console.log(</w:t>
-      </w:r>
-      <w:proofErr w:type="gramEnd"/>
-      <w:r>
-        <w:rPr>
-          <w:rFonts w:ascii="Times New Roman" w:eastAsia="Times New Roman" w:hAnsi="Times New Roman" w:cs="Times New Roman"/>
-          <w:sz w:val="28"/>
-          <w:szCs w:val="28"/>
-          <w:lang w:val="en-US" w:eastAsia="ru-RU"/>
-        </w:rPr>
-        <w:t xml:space="preserve">s, "—", </w:t>
-      </w:r>
-      <w:proofErr w:type="spellStart"/>
-      <w:r>
-        <w:rPr>
-          <w:rFonts w:ascii="Times New Roman" w:eastAsia="Times New Roman" w:hAnsi="Times New Roman" w:cs="Times New Roman"/>
-          <w:sz w:val="28"/>
-          <w:szCs w:val="28"/>
-          <w:lang w:val="en-US" w:eastAsia="ru-RU"/>
-        </w:rPr>
-        <w:t>describeGrade</w:t>
-      </w:r>
-      <w:proofErr w:type="spellEnd"/>
-      <w:r>
-        <w:rPr>
-          <w:rFonts w:ascii="Times New Roman" w:eastAsia="Times New Roman" w:hAnsi="Times New Roman" w:cs="Times New Roman"/>
-          <w:sz w:val="28"/>
-          <w:szCs w:val="28"/>
-          <w:lang w:val="en-US" w:eastAsia="ru-RU"/>
-        </w:rPr>
-        <w:t>(s));</w:t>
+        <w:t xml:space="preserve">    for (const s of scores) console.log(s, "—", describeGrade(s));</w:t>
       </w:r>
     </w:p>
     <w:p>
@@ -3925,87 +2695,7 @@
           <w:szCs w:val="28"/>
           <w:lang w:val="en-US" w:eastAsia="ru-RU"/>
         </w:rPr>
-        <w:t xml:space="preserve">    </w:t>
-      </w:r>
-      <w:proofErr w:type="gramStart"/>
-      <w:r>
-        <w:rPr>
-          <w:rFonts w:ascii="Times New Roman" w:eastAsia="Times New Roman" w:hAnsi="Times New Roman" w:cs="Times New Roman"/>
-          <w:sz w:val="28"/>
-          <w:szCs w:val="28"/>
-          <w:lang w:val="en-US" w:eastAsia="ru-RU"/>
-        </w:rPr>
-        <w:t>console.log(</w:t>
-      </w:r>
-      <w:proofErr w:type="gramEnd"/>
-      <w:r>
-        <w:rPr>
-          <w:rFonts w:ascii="Times New Roman" w:eastAsia="Times New Roman" w:hAnsi="Times New Roman" w:cs="Times New Roman"/>
-          <w:sz w:val="28"/>
-          <w:szCs w:val="28"/>
-          <w:lang w:val="en-US" w:eastAsia="ru-RU"/>
-        </w:rPr>
-        <w:t xml:space="preserve">"=== </w:t>
-      </w:r>
-      <w:proofErr w:type="spellStart"/>
-      <w:r>
-        <w:rPr>
-          <w:rFonts w:ascii="Times New Roman" w:eastAsia="Times New Roman" w:hAnsi="Times New Roman" w:cs="Times New Roman"/>
-          <w:sz w:val="28"/>
-          <w:szCs w:val="28"/>
-          <w:lang w:val="en-US" w:eastAsia="ru-RU"/>
-        </w:rPr>
-        <w:t>Числа</w:t>
-      </w:r>
-      <w:proofErr w:type="spellEnd"/>
-      <w:r>
-        <w:rPr>
-          <w:rFonts w:ascii="Times New Roman" w:eastAsia="Times New Roman" w:hAnsi="Times New Roman" w:cs="Times New Roman"/>
-          <w:sz w:val="28"/>
-          <w:szCs w:val="28"/>
-          <w:lang w:val="en-US" w:eastAsia="ru-RU"/>
-        </w:rPr>
-        <w:t xml:space="preserve"> </w:t>
-      </w:r>
-      <w:proofErr w:type="spellStart"/>
-      <w:r>
-        <w:rPr>
-          <w:rFonts w:ascii="Times New Roman" w:eastAsia="Times New Roman" w:hAnsi="Times New Roman" w:cs="Times New Roman"/>
-          <w:sz w:val="28"/>
-          <w:szCs w:val="28"/>
-          <w:lang w:val="en-US" w:eastAsia="ru-RU"/>
-        </w:rPr>
-        <w:t>Коллатца</w:t>
-      </w:r>
-      <w:proofErr w:type="spellEnd"/>
-      <w:r>
-        <w:rPr>
-          <w:rFonts w:ascii="Times New Roman" w:eastAsia="Times New Roman" w:hAnsi="Times New Roman" w:cs="Times New Roman"/>
-          <w:sz w:val="28"/>
-          <w:szCs w:val="28"/>
-          <w:lang w:val="en-US" w:eastAsia="ru-RU"/>
-        </w:rPr>
-        <w:t xml:space="preserve"> ===", </w:t>
-      </w:r>
-      <w:proofErr w:type="spellStart"/>
-      <w:r>
-        <w:rPr>
-          <w:rFonts w:ascii="Times New Roman" w:eastAsia="Times New Roman" w:hAnsi="Times New Roman" w:cs="Times New Roman"/>
-          <w:sz w:val="28"/>
-          <w:szCs w:val="28"/>
-          <w:lang w:val="en-US" w:eastAsia="ru-RU"/>
-        </w:rPr>
-        <w:t>collatzSteps</w:t>
-      </w:r>
-      <w:proofErr w:type="spellEnd"/>
-      <w:r>
-        <w:rPr>
-          <w:rFonts w:ascii="Times New Roman" w:eastAsia="Times New Roman" w:hAnsi="Times New Roman" w:cs="Times New Roman"/>
-          <w:sz w:val="28"/>
-          <w:szCs w:val="28"/>
-          <w:lang w:val="en-US" w:eastAsia="ru-RU"/>
-        </w:rPr>
-        <w:t>(27));</w:t>
+        <w:t xml:space="preserve">    console.log("=== Числа Коллатца ===", collatzSteps(27));</w:t>
       </w:r>
     </w:p>
     <w:p>
@@ -4026,47 +2716,7 @@
           <w:szCs w:val="28"/>
           <w:lang w:val="en-US" w:eastAsia="ru-RU"/>
         </w:rPr>
-        <w:t xml:space="preserve">    </w:t>
-      </w:r>
-      <w:proofErr w:type="gramStart"/>
-      <w:r>
-        <w:rPr>
-          <w:rFonts w:ascii="Times New Roman" w:eastAsia="Times New Roman" w:hAnsi="Times New Roman" w:cs="Times New Roman"/>
-          <w:sz w:val="28"/>
-          <w:szCs w:val="28"/>
-          <w:lang w:val="en-US" w:eastAsia="ru-RU"/>
-        </w:rPr>
-        <w:t>console.log(</w:t>
-      </w:r>
-      <w:proofErr w:type="gramEnd"/>
-      <w:r>
-        <w:rPr>
-          <w:rFonts w:ascii="Times New Roman" w:eastAsia="Times New Roman" w:hAnsi="Times New Roman" w:cs="Times New Roman"/>
-          <w:sz w:val="28"/>
-          <w:szCs w:val="28"/>
-          <w:lang w:val="en-US" w:eastAsia="ru-RU"/>
-        </w:rPr>
-        <w:t xml:space="preserve">"=== </w:t>
-      </w:r>
-      <w:proofErr w:type="spellStart"/>
-      <w:r>
-        <w:rPr>
-          <w:rFonts w:ascii="Times New Roman" w:eastAsia="Times New Roman" w:hAnsi="Times New Roman" w:cs="Times New Roman"/>
-          <w:sz w:val="28"/>
-          <w:szCs w:val="28"/>
-          <w:lang w:val="en-US" w:eastAsia="ru-RU"/>
-        </w:rPr>
-        <w:t>Отчёт</w:t>
-      </w:r>
-      <w:proofErr w:type="spellEnd"/>
-      <w:r>
-        <w:rPr>
-          <w:rFonts w:ascii="Times New Roman" w:eastAsia="Times New Roman" w:hAnsi="Times New Roman" w:cs="Times New Roman"/>
-          <w:sz w:val="28"/>
-          <w:szCs w:val="28"/>
-          <w:lang w:val="en-US" w:eastAsia="ru-RU"/>
-        </w:rPr>
-        <w:t xml:space="preserve"> ===");</w:t>
+        <w:t xml:space="preserve">    console.log("=== Отчёт ===");</w:t>
       </w:r>
     </w:p>
     <w:p>
@@ -4087,67 +2737,7 @@
           <w:szCs w:val="28"/>
           <w:lang w:val="en-US" w:eastAsia="ru-RU"/>
         </w:rPr>
-        <w:t xml:space="preserve">    console.log(</w:t>
-      </w:r>
-      <w:proofErr w:type="spellStart"/>
-      <w:r>
-        <w:rPr>
-          <w:rFonts w:ascii="Times New Roman" w:eastAsia="Times New Roman" w:hAnsi="Times New Roman" w:cs="Times New Roman"/>
-          <w:sz w:val="28"/>
-          <w:szCs w:val="28"/>
-          <w:lang w:val="en-US" w:eastAsia="ru-RU"/>
-        </w:rPr>
-        <w:t>buildReport</w:t>
-      </w:r>
-      <w:proofErr w:type="spellEnd"/>
-      <w:r>
-        <w:rPr>
-          <w:rFonts w:ascii="Times New Roman" w:eastAsia="Times New Roman" w:hAnsi="Times New Roman" w:cs="Times New Roman"/>
-          <w:sz w:val="28"/>
-          <w:szCs w:val="28"/>
-          <w:lang w:val="en-US" w:eastAsia="ru-RU"/>
-        </w:rPr>
-        <w:t>(</w:t>
-      </w:r>
-      <w:proofErr w:type="spellStart"/>
-      <w:r>
-        <w:rPr>
-          <w:rFonts w:ascii="Times New Roman" w:eastAsia="Times New Roman" w:hAnsi="Times New Roman" w:cs="Times New Roman"/>
-          <w:sz w:val="28"/>
-          <w:szCs w:val="28"/>
-          <w:lang w:val="en-US" w:eastAsia="ru-RU"/>
-        </w:rPr>
-        <w:t>filterPositive</w:t>
-      </w:r>
-      <w:proofErr w:type="spellEnd"/>
-      <w:r>
-        <w:rPr>
-          <w:rFonts w:ascii="Times New Roman" w:eastAsia="Times New Roman" w:hAnsi="Times New Roman" w:cs="Times New Roman"/>
-          <w:sz w:val="28"/>
-          <w:szCs w:val="28"/>
-          <w:lang w:val="en-US" w:eastAsia="ru-RU"/>
-        </w:rPr>
-        <w:t xml:space="preserve">(data), </w:t>
-      </w:r>
-      <w:proofErr w:type="gramStart"/>
-      <w:r>
-        <w:rPr>
-          <w:rFonts w:ascii="Times New Roman" w:eastAsia="Times New Roman" w:hAnsi="Times New Roman" w:cs="Times New Roman"/>
-          <w:sz w:val="28"/>
-          <w:szCs w:val="28"/>
-          <w:lang w:val="en-US" w:eastAsia="ru-RU"/>
-        </w:rPr>
-        <w:t>{ tag</w:t>
-      </w:r>
-      <w:proofErr w:type="gramEnd"/>
-      <w:r>
-        <w:rPr>
-          <w:rFonts w:ascii="Times New Roman" w:eastAsia="Times New Roman" w:hAnsi="Times New Roman" w:cs="Times New Roman"/>
-          <w:sz w:val="28"/>
-          <w:szCs w:val="28"/>
-          <w:lang w:val="en-US" w:eastAsia="ru-RU"/>
-        </w:rPr>
-        <w:t>: "v1" }));</w:t>
+        <w:t xml:space="preserve">    console.log(buildReport(filterPositive(data), { tag: "v1" }));</w:t>
       </w:r>
     </w:p>
     <w:p>
@@ -4168,67 +2758,7 @@
           <w:szCs w:val="28"/>
           <w:lang w:val="en-US" w:eastAsia="ru-RU"/>
         </w:rPr>
-        <w:t xml:space="preserve">    </w:t>
-      </w:r>
-      <w:proofErr w:type="gramStart"/>
-      <w:r>
-        <w:rPr>
-          <w:rFonts w:ascii="Times New Roman" w:eastAsia="Times New Roman" w:hAnsi="Times New Roman" w:cs="Times New Roman"/>
-          <w:sz w:val="28"/>
-          <w:szCs w:val="28"/>
-          <w:lang w:val="en-US" w:eastAsia="ru-RU"/>
-        </w:rPr>
-        <w:t>console.log(</w:t>
-      </w:r>
-      <w:proofErr w:type="gramEnd"/>
-      <w:r>
-        <w:rPr>
-          <w:rFonts w:ascii="Times New Roman" w:eastAsia="Times New Roman" w:hAnsi="Times New Roman" w:cs="Times New Roman"/>
-          <w:sz w:val="28"/>
-          <w:szCs w:val="28"/>
-          <w:lang w:val="en-US" w:eastAsia="ru-RU"/>
-        </w:rPr>
-        <w:t xml:space="preserve">"=== </w:t>
-      </w:r>
-      <w:proofErr w:type="spellStart"/>
-      <w:r>
-        <w:rPr>
-          <w:rFonts w:ascii="Times New Roman" w:eastAsia="Times New Roman" w:hAnsi="Times New Roman" w:cs="Times New Roman"/>
-          <w:sz w:val="28"/>
-          <w:szCs w:val="28"/>
-          <w:lang w:val="en-US" w:eastAsia="ru-RU"/>
-        </w:rPr>
-        <w:t>Ключи</w:t>
-      </w:r>
-      <w:proofErr w:type="spellEnd"/>
-      <w:r>
-        <w:rPr>
-          <w:rFonts w:ascii="Times New Roman" w:eastAsia="Times New Roman" w:hAnsi="Times New Roman" w:cs="Times New Roman"/>
-          <w:sz w:val="28"/>
-          <w:szCs w:val="28"/>
-          <w:lang w:val="en-US" w:eastAsia="ru-RU"/>
-        </w:rPr>
-        <w:t xml:space="preserve"> </w:t>
-      </w:r>
-      <w:proofErr w:type="spellStart"/>
-      <w:r>
-        <w:rPr>
-          <w:rFonts w:ascii="Times New Roman" w:eastAsia="Times New Roman" w:hAnsi="Times New Roman" w:cs="Times New Roman"/>
-          <w:sz w:val="28"/>
-          <w:szCs w:val="28"/>
-          <w:lang w:val="en-US" w:eastAsia="ru-RU"/>
-        </w:rPr>
-        <w:t>объекта</w:t>
-      </w:r>
-      <w:proofErr w:type="spellEnd"/>
-      <w:r>
-        <w:rPr>
-          <w:rFonts w:ascii="Times New Roman" w:eastAsia="Times New Roman" w:hAnsi="Times New Roman" w:cs="Times New Roman"/>
-          <w:sz w:val="28"/>
-          <w:szCs w:val="28"/>
-          <w:lang w:val="en-US" w:eastAsia="ru-RU"/>
-        </w:rPr>
-        <w:t xml:space="preserve"> ===");</w:t>
+        <w:t xml:space="preserve">    console.log("=== Ключи объекта ===");</w:t>
       </w:r>
     </w:p>
     <w:p>
@@ -4249,38 +2779,7 @@
           <w:szCs w:val="28"/>
           <w:lang w:val="en-US" w:eastAsia="ru-RU"/>
         </w:rPr>
-        <w:t xml:space="preserve">    </w:t>
-      </w:r>
-      <w:proofErr w:type="gramStart"/>
-      <w:r>
-        <w:rPr>
-          <w:rFonts w:ascii="Times New Roman" w:eastAsia="Times New Roman" w:hAnsi="Times New Roman" w:cs="Times New Roman"/>
-          <w:sz w:val="28"/>
-          <w:szCs w:val="28"/>
-          <w:lang w:val="en-US" w:eastAsia="ru-RU"/>
-        </w:rPr>
-        <w:t>console.log(</w:t>
-      </w:r>
-      <w:proofErr w:type="spellStart"/>
-      <w:proofErr w:type="gramEnd"/>
-      <w:r>
-        <w:rPr>
-          <w:rFonts w:ascii="Times New Roman" w:eastAsia="Times New Roman" w:hAnsi="Times New Roman" w:cs="Times New Roman"/>
-          <w:sz w:val="28"/>
-          <w:szCs w:val="28"/>
-          <w:lang w:val="en-US" w:eastAsia="ru-RU"/>
-        </w:rPr>
-        <w:t>inspectObject</w:t>
-      </w:r>
-      <w:proofErr w:type="spellEnd"/>
-      <w:r>
-        <w:rPr>
-          <w:rFonts w:ascii="Times New Roman" w:eastAsia="Times New Roman" w:hAnsi="Times New Roman" w:cs="Times New Roman"/>
-          <w:sz w:val="28"/>
-          <w:szCs w:val="28"/>
-          <w:lang w:val="en-US" w:eastAsia="ru-RU"/>
-        </w:rPr>
-        <w:t>({ a: 1, b: "x", c: 2, temp: 99 }));</w:t>
+        <w:t xml:space="preserve">    console.log(inspectObject({ a: 1, b: "x", c: 2, temp: 99 }));</w:t>
       </w:r>
     </w:p>
     <w:p>
@@ -4301,67 +2800,7 @@
           <w:szCs w:val="28"/>
           <w:lang w:val="en-US" w:eastAsia="ru-RU"/>
         </w:rPr>
-        <w:t xml:space="preserve">    </w:t>
-      </w:r>
-      <w:proofErr w:type="gramStart"/>
-      <w:r>
-        <w:rPr>
-          <w:rFonts w:ascii="Times New Roman" w:eastAsia="Times New Roman" w:hAnsi="Times New Roman" w:cs="Times New Roman"/>
-          <w:sz w:val="28"/>
-          <w:szCs w:val="28"/>
-          <w:lang w:val="en-US" w:eastAsia="ru-RU"/>
-        </w:rPr>
-        <w:t>console.log(</w:t>
-      </w:r>
-      <w:proofErr w:type="gramEnd"/>
-      <w:r>
-        <w:rPr>
-          <w:rFonts w:ascii="Times New Roman" w:eastAsia="Times New Roman" w:hAnsi="Times New Roman" w:cs="Times New Roman"/>
-          <w:sz w:val="28"/>
-          <w:szCs w:val="28"/>
-          <w:lang w:val="en-US" w:eastAsia="ru-RU"/>
-        </w:rPr>
-        <w:t xml:space="preserve">"=== </w:t>
-      </w:r>
-      <w:proofErr w:type="spellStart"/>
-      <w:r>
-        <w:rPr>
-          <w:rFonts w:ascii="Times New Roman" w:eastAsia="Times New Roman" w:hAnsi="Times New Roman" w:cs="Times New Roman"/>
-          <w:sz w:val="28"/>
-          <w:szCs w:val="28"/>
-          <w:lang w:val="en-US" w:eastAsia="ru-RU"/>
-        </w:rPr>
-        <w:t>Безопасный</w:t>
-      </w:r>
-      <w:proofErr w:type="spellEnd"/>
-      <w:r>
-        <w:rPr>
-          <w:rFonts w:ascii="Times New Roman" w:eastAsia="Times New Roman" w:hAnsi="Times New Roman" w:cs="Times New Roman"/>
-          <w:sz w:val="28"/>
-          <w:szCs w:val="28"/>
-          <w:lang w:val="en-US" w:eastAsia="ru-RU"/>
-        </w:rPr>
-        <w:t xml:space="preserve"> </w:t>
-      </w:r>
-      <w:proofErr w:type="spellStart"/>
-      <w:r>
-        <w:rPr>
-          <w:rFonts w:ascii="Times New Roman" w:eastAsia="Times New Roman" w:hAnsi="Times New Roman" w:cs="Times New Roman"/>
-          <w:sz w:val="28"/>
-          <w:szCs w:val="28"/>
-          <w:lang w:val="en-US" w:eastAsia="ru-RU"/>
-        </w:rPr>
-        <w:t>запуск</w:t>
-      </w:r>
-      <w:proofErr w:type="spellEnd"/>
-      <w:r>
-        <w:rPr>
-          <w:rFonts w:ascii="Times New Roman" w:eastAsia="Times New Roman" w:hAnsi="Times New Roman" w:cs="Times New Roman"/>
-          <w:sz w:val="28"/>
-          <w:szCs w:val="28"/>
-          <w:lang w:val="en-US" w:eastAsia="ru-RU"/>
-        </w:rPr>
-        <w:t xml:space="preserve"> ===");</w:t>
+        <w:t xml:space="preserve">    console.log("=== Безопасный запуск ===");</w:t>
       </w:r>
     </w:p>
     <w:p>
@@ -4382,38 +2821,7 @@
           <w:szCs w:val="28"/>
           <w:lang w:val="en-US" w:eastAsia="ru-RU"/>
         </w:rPr>
-        <w:t xml:space="preserve">    </w:t>
-      </w:r>
-      <w:proofErr w:type="spellStart"/>
-      <w:proofErr w:type="gramStart"/>
-      <w:r>
-        <w:rPr>
-          <w:rFonts w:ascii="Times New Roman" w:eastAsia="Times New Roman" w:hAnsi="Times New Roman" w:cs="Times New Roman"/>
-          <w:sz w:val="28"/>
-          <w:szCs w:val="28"/>
-          <w:lang w:val="en-US" w:eastAsia="ru-RU"/>
-        </w:rPr>
-        <w:t>safeRun</w:t>
-      </w:r>
-      <w:proofErr w:type="spellEnd"/>
-      <w:r>
-        <w:rPr>
-          <w:rFonts w:ascii="Times New Roman" w:eastAsia="Times New Roman" w:hAnsi="Times New Roman" w:cs="Times New Roman"/>
-          <w:sz w:val="28"/>
-          <w:szCs w:val="28"/>
-          <w:lang w:val="en-US" w:eastAsia="ru-RU"/>
-        </w:rPr>
-        <w:t>(</w:t>
-      </w:r>
-      <w:proofErr w:type="gramEnd"/>
-      <w:r>
-        <w:rPr>
-          <w:rFonts w:ascii="Times New Roman" w:eastAsia="Times New Roman" w:hAnsi="Times New Roman" w:cs="Times New Roman"/>
-          <w:sz w:val="28"/>
-          <w:szCs w:val="28"/>
-          <w:lang w:val="en-US" w:eastAsia="ru-RU"/>
-        </w:rPr>
-        <w:t>() =&gt; new Stats([]).average());</w:t>
+        <w:t xml:space="preserve">    safeRun(() =&gt; new Stats([]).average());</w:t>
       </w:r>
     </w:p>
     <w:p>
@@ -4434,47 +2842,7 @@
           <w:szCs w:val="28"/>
           <w:lang w:val="en-US" w:eastAsia="ru-RU"/>
         </w:rPr>
-        <w:t xml:space="preserve">    </w:t>
-      </w:r>
-      <w:proofErr w:type="gramStart"/>
-      <w:r>
-        <w:rPr>
-          <w:rFonts w:ascii="Times New Roman" w:eastAsia="Times New Roman" w:hAnsi="Times New Roman" w:cs="Times New Roman"/>
-          <w:sz w:val="28"/>
-          <w:szCs w:val="28"/>
-          <w:lang w:val="en-US" w:eastAsia="ru-RU"/>
-        </w:rPr>
-        <w:t>console.log(</w:t>
-      </w:r>
-      <w:proofErr w:type="gramEnd"/>
-      <w:r>
-        <w:rPr>
-          <w:rFonts w:ascii="Times New Roman" w:eastAsia="Times New Roman" w:hAnsi="Times New Roman" w:cs="Times New Roman"/>
-          <w:sz w:val="28"/>
-          <w:szCs w:val="28"/>
-          <w:lang w:val="en-US" w:eastAsia="ru-RU"/>
-        </w:rPr>
-        <w:t>"</w:t>
-      </w:r>
-      <w:proofErr w:type="spellStart"/>
-      <w:r>
-        <w:rPr>
-          <w:rFonts w:ascii="Times New Roman" w:eastAsia="Times New Roman" w:hAnsi="Times New Roman" w:cs="Times New Roman"/>
-          <w:sz w:val="28"/>
-          <w:szCs w:val="28"/>
-          <w:lang w:val="en-US" w:eastAsia="ru-RU"/>
-        </w:rPr>
-        <w:t>Удвоенное</w:t>
-      </w:r>
-      <w:proofErr w:type="spellEnd"/>
-      <w:r>
-        <w:rPr>
-          <w:rFonts w:ascii="Times New Roman" w:eastAsia="Times New Roman" w:hAnsi="Times New Roman" w:cs="Times New Roman"/>
-          <w:sz w:val="28"/>
-          <w:szCs w:val="28"/>
-          <w:lang w:val="en-US" w:eastAsia="ru-RU"/>
-        </w:rPr>
-        <w:t xml:space="preserve"> 21:", double(21));</w:t>
+        <w:t xml:space="preserve">    console.log("Удвоенное 21:", double(21));</w:t>
       </w:r>
     </w:p>
     <w:p>
@@ -4496,80 +2864,7 @@
           <w:lang w:val="en-US" w:eastAsia="ru-RU"/>
         </w:rPr>
         <w:lastRenderedPageBreak/>
-        <w:t xml:space="preserve">    const flag = </w:t>
-      </w:r>
-      <w:proofErr w:type="spellStart"/>
-      <w:proofErr w:type="gramStart"/>
-      <w:r>
-        <w:rPr>
-          <w:rFonts w:ascii="Times New Roman" w:eastAsia="Times New Roman" w:hAnsi="Times New Roman" w:cs="Times New Roman"/>
-          <w:sz w:val="28"/>
-          <w:szCs w:val="28"/>
-          <w:lang w:val="en-US" w:eastAsia="ru-RU"/>
-        </w:rPr>
-        <w:t>data.length</w:t>
-      </w:r>
-      <w:proofErr w:type="spellEnd"/>
-      <w:proofErr w:type="gramEnd"/>
-      <w:r>
-        <w:rPr>
-          <w:rFonts w:ascii="Times New Roman" w:eastAsia="Times New Roman" w:hAnsi="Times New Roman" w:cs="Times New Roman"/>
-          <w:sz w:val="28"/>
-          <w:szCs w:val="28"/>
-          <w:lang w:val="en-US" w:eastAsia="ru-RU"/>
-        </w:rPr>
-        <w:t xml:space="preserve"> &gt; 0 ? "</w:t>
-      </w:r>
-      <w:proofErr w:type="spellStart"/>
-      <w:r>
-        <w:rPr>
-          <w:rFonts w:ascii="Times New Roman" w:eastAsia="Times New Roman" w:hAnsi="Times New Roman" w:cs="Times New Roman"/>
-          <w:sz w:val="28"/>
-          <w:szCs w:val="28"/>
-          <w:lang w:val="en-US" w:eastAsia="ru-RU"/>
-        </w:rPr>
-        <w:t>непусто</w:t>
-      </w:r>
-      <w:proofErr w:type="spellEnd"/>
-      <w:proofErr w:type="gramStart"/>
-      <w:r>
-        <w:rPr>
-          <w:rFonts w:ascii="Times New Roman" w:eastAsia="Times New Roman" w:hAnsi="Times New Roman" w:cs="Times New Roman"/>
-          <w:sz w:val="28"/>
-          <w:szCs w:val="28"/>
-          <w:lang w:val="en-US" w:eastAsia="ru-RU"/>
-        </w:rPr>
-        <w:t>" :</w:t>
-      </w:r>
-      <w:proofErr w:type="gramEnd"/>
-      <w:r>
-        <w:rPr>
-          <w:rFonts w:ascii="Times New Roman" w:eastAsia="Times New Roman" w:hAnsi="Times New Roman" w:cs="Times New Roman"/>
-          <w:sz w:val="28"/>
-          <w:szCs w:val="28"/>
-          <w:lang w:val="en-US" w:eastAsia="ru-RU"/>
-        </w:rPr>
-        <w:t xml:space="preserve"> "</w:t>
-      </w:r>
-      <w:proofErr w:type="spellStart"/>
-      <w:r>
-        <w:rPr>
-          <w:rFonts w:ascii="Times New Roman" w:eastAsia="Times New Roman" w:hAnsi="Times New Roman" w:cs="Times New Roman"/>
-          <w:sz w:val="28"/>
-          <w:szCs w:val="28"/>
-          <w:lang w:val="en-US" w:eastAsia="ru-RU"/>
-        </w:rPr>
-        <w:t>пусто</w:t>
-      </w:r>
-      <w:proofErr w:type="spellEnd"/>
-      <w:r>
-        <w:rPr>
-          <w:rFonts w:ascii="Times New Roman" w:eastAsia="Times New Roman" w:hAnsi="Times New Roman" w:cs="Times New Roman"/>
-          <w:sz w:val="28"/>
-          <w:szCs w:val="28"/>
-          <w:lang w:val="en-US" w:eastAsia="ru-RU"/>
-        </w:rPr>
-        <w:t>";</w:t>
+        <w:t xml:space="preserve">    const flag = data.length &gt; 0 ? "непусто" : "пусто";</w:t>
       </w:r>
     </w:p>
     <w:p>
@@ -4590,47 +2885,7 @@
           <w:szCs w:val="28"/>
           <w:lang w:val="en-US" w:eastAsia="ru-RU"/>
         </w:rPr>
-        <w:t xml:space="preserve">    </w:t>
-      </w:r>
-      <w:proofErr w:type="gramStart"/>
-      <w:r>
-        <w:rPr>
-          <w:rFonts w:ascii="Times New Roman" w:eastAsia="Times New Roman" w:hAnsi="Times New Roman" w:cs="Times New Roman"/>
-          <w:sz w:val="28"/>
-          <w:szCs w:val="28"/>
-          <w:lang w:val="en-US" w:eastAsia="ru-RU"/>
-        </w:rPr>
-        <w:t>console.log(</w:t>
-      </w:r>
-      <w:proofErr w:type="gramEnd"/>
-      <w:r>
-        <w:rPr>
-          <w:rFonts w:ascii="Times New Roman" w:eastAsia="Times New Roman" w:hAnsi="Times New Roman" w:cs="Times New Roman"/>
-          <w:sz w:val="28"/>
-          <w:szCs w:val="28"/>
-          <w:lang w:val="en-US" w:eastAsia="ru-RU"/>
-        </w:rPr>
-        <w:t>"</w:t>
-      </w:r>
-      <w:proofErr w:type="spellStart"/>
-      <w:r>
-        <w:rPr>
-          <w:rFonts w:ascii="Times New Roman" w:eastAsia="Times New Roman" w:hAnsi="Times New Roman" w:cs="Times New Roman"/>
-          <w:sz w:val="28"/>
-          <w:szCs w:val="28"/>
-          <w:lang w:val="en-US" w:eastAsia="ru-RU"/>
-        </w:rPr>
-        <w:t>Массив</w:t>
-      </w:r>
-      <w:proofErr w:type="spellEnd"/>
-      <w:r>
-        <w:rPr>
-          <w:rFonts w:ascii="Times New Roman" w:eastAsia="Times New Roman" w:hAnsi="Times New Roman" w:cs="Times New Roman"/>
-          <w:sz w:val="28"/>
-          <w:szCs w:val="28"/>
-          <w:lang w:val="en-US" w:eastAsia="ru-RU"/>
-        </w:rPr>
-        <w:t>:", flag);</w:t>
+        <w:t xml:space="preserve">    console.log("Массив:", flag);</w:t>
       </w:r>
     </w:p>
     <w:p>
@@ -4662,28 +2917,26 @@
           <w:rFonts w:ascii="Times New Roman" w:eastAsia="Times New Roman" w:hAnsi="Times New Roman" w:cs="Times New Roman"/>
           <w:sz w:val="28"/>
           <w:szCs w:val="28"/>
+          <w:lang w:eastAsia="ru-RU"/>
+        </w:rPr>
+      </w:pPr>
+      <w:r>
+        <w:rPr>
+          <w:rFonts w:ascii="Times New Roman" w:eastAsia="Times New Roman" w:hAnsi="Times New Roman" w:cs="Times New Roman"/>
+          <w:sz w:val="28"/>
+          <w:szCs w:val="28"/>
           <w:lang w:val="en-US" w:eastAsia="ru-RU"/>
         </w:rPr>
-      </w:pPr>
-      <w:proofErr w:type="gramStart"/>
-      <w:r>
-        <w:rPr>
-          <w:rFonts w:ascii="Times New Roman" w:eastAsia="Times New Roman" w:hAnsi="Times New Roman" w:cs="Times New Roman"/>
-          <w:sz w:val="28"/>
-          <w:szCs w:val="28"/>
-          <w:lang w:val="en-US" w:eastAsia="ru-RU"/>
-        </w:rPr>
-        <w:t>main(</w:t>
-      </w:r>
-      <w:proofErr w:type="gramEnd"/>
-      <w:r>
-        <w:rPr>
-          <w:rFonts w:ascii="Times New Roman" w:eastAsia="Times New Roman" w:hAnsi="Times New Roman" w:cs="Times New Roman"/>
-          <w:sz w:val="28"/>
-          <w:szCs w:val="28"/>
-          <w:lang w:val="en-US" w:eastAsia="ru-RU"/>
-        </w:rPr>
-        <w:t>);</w:t>
+        <w:t>main</w:t>
+      </w:r>
+      <w:r>
+        <w:rPr>
+          <w:rFonts w:ascii="Times New Roman" w:eastAsia="Times New Roman" w:hAnsi="Times New Roman" w:cs="Times New Roman"/>
+          <w:sz w:val="28"/>
+          <w:szCs w:val="28"/>
+          <w:lang w:eastAsia="ru-RU"/>
+        </w:rPr>
+        <w:t>();</w:t>
       </w:r>
     </w:p>
     <w:p>
@@ -4694,7 +2947,7 @@
           <w:rFonts w:ascii="Times New Roman" w:eastAsia="Times New Roman" w:hAnsi="Times New Roman" w:cs="Times New Roman"/>
           <w:sz w:val="28"/>
           <w:szCs w:val="28"/>
-          <w:lang w:val="en-US" w:eastAsia="ru-RU"/>
+          <w:lang w:eastAsia="ru-RU"/>
         </w:rPr>
       </w:pPr>
     </w:p>
@@ -5020,7 +3273,6 @@
                 <w:lang w:eastAsia="ru-RU"/>
               </w:rPr>
             </w:pPr>
-            <w:proofErr w:type="spellStart"/>
             <w:r>
               <w:rPr>
                 <w:rFonts w:ascii="Times New Roman" w:eastAsia="Times New Roman" w:hAnsi="Times New Roman" w:cs="Times New Roman"/>
@@ -5031,7 +3283,6 @@
               </w:rPr>
               <w:t>Stats</w:t>
             </w:r>
-            <w:proofErr w:type="spellEnd"/>
           </w:p>
         </w:tc>
         <w:tc>
@@ -5118,7 +3369,6 @@
                 <w:lang w:eastAsia="ru-RU"/>
               </w:rPr>
             </w:pPr>
-            <w:proofErr w:type="spellStart"/>
             <w:r>
               <w:rPr>
                 <w:rFonts w:ascii="Times New Roman" w:eastAsia="Times New Roman" w:hAnsi="Times New Roman" w:cs="Times New Roman"/>
@@ -5129,7 +3379,6 @@
               </w:rPr>
               <w:t>numbers</w:t>
             </w:r>
-            <w:proofErr w:type="spellEnd"/>
           </w:p>
         </w:tc>
         <w:tc>
@@ -5317,7 +3566,6 @@
                 <w:lang w:eastAsia="ru-RU"/>
               </w:rPr>
             </w:pPr>
-            <w:proofErr w:type="spellStart"/>
             <w:r>
               <w:rPr>
                 <w:rFonts w:ascii="Times New Roman" w:eastAsia="Times New Roman" w:hAnsi="Times New Roman" w:cs="Times New Roman"/>
@@ -5328,7 +3576,6 @@
               </w:rPr>
               <w:t>this</w:t>
             </w:r>
-            <w:proofErr w:type="spellEnd"/>
           </w:p>
         </w:tc>
         <w:tc>
@@ -5420,7 +3667,6 @@
                 <w:lang w:eastAsia="ru-RU"/>
               </w:rPr>
             </w:pPr>
-            <w:proofErr w:type="spellStart"/>
             <w:r>
               <w:rPr>
                 <w:rFonts w:ascii="Times New Roman" w:eastAsia="Times New Roman" w:hAnsi="Times New Roman" w:cs="Times New Roman"/>
@@ -5431,7 +3677,6 @@
               </w:rPr>
               <w:t>constructor</w:t>
             </w:r>
-            <w:proofErr w:type="spellEnd"/>
           </w:p>
         </w:tc>
         <w:tc>
@@ -5518,7 +3763,6 @@
                 <w:lang w:eastAsia="ru-RU"/>
               </w:rPr>
             </w:pPr>
-            <w:proofErr w:type="spellStart"/>
             <w:r>
               <w:rPr>
                 <w:rFonts w:ascii="Times New Roman" w:eastAsia="Times New Roman" w:hAnsi="Times New Roman" w:cs="Times New Roman"/>
@@ -5529,7 +3773,6 @@
               </w:rPr>
               <w:t>length</w:t>
             </w:r>
-            <w:proofErr w:type="spellEnd"/>
           </w:p>
         </w:tc>
         <w:tc>
@@ -5717,7 +3960,6 @@
                 <w:lang w:eastAsia="ru-RU"/>
               </w:rPr>
             </w:pPr>
-            <w:proofErr w:type="spellStart"/>
             <w:r>
               <w:rPr>
                 <w:rFonts w:ascii="Times New Roman" w:eastAsia="Times New Roman" w:hAnsi="Times New Roman" w:cs="Times New Roman"/>
@@ -5728,7 +3970,6 @@
               </w:rPr>
               <w:t>total</w:t>
             </w:r>
-            <w:proofErr w:type="spellEnd"/>
           </w:p>
         </w:tc>
         <w:tc>
@@ -6214,7 +4455,6 @@
                 <w:lang w:eastAsia="ru-RU"/>
               </w:rPr>
             </w:pPr>
-            <w:proofErr w:type="spellStart"/>
             <w:r>
               <w:rPr>
                 <w:rFonts w:ascii="Times New Roman" w:eastAsia="Times New Roman" w:hAnsi="Times New Roman" w:cs="Times New Roman"/>
@@ -6225,7 +4465,6 @@
               </w:rPr>
               <w:t>count</w:t>
             </w:r>
-            <w:proofErr w:type="spellEnd"/>
           </w:p>
         </w:tc>
         <w:tc>
@@ -6413,7 +4652,6 @@
                 <w:lang w:eastAsia="ru-RU"/>
               </w:rPr>
             </w:pPr>
-            <w:proofErr w:type="spellStart"/>
             <w:r>
               <w:rPr>
                 <w:rFonts w:ascii="Times New Roman" w:eastAsia="Times New Roman" w:hAnsi="Times New Roman" w:cs="Times New Roman"/>
@@ -6424,7 +4662,6 @@
               </w:rPr>
               <w:t>return</w:t>
             </w:r>
-            <w:proofErr w:type="spellEnd"/>
           </w:p>
         </w:tc>
         <w:tc>
@@ -6511,7 +4748,6 @@
                 <w:lang w:eastAsia="ru-RU"/>
               </w:rPr>
             </w:pPr>
-            <w:proofErr w:type="spellStart"/>
             <w:r>
               <w:rPr>
                 <w:rFonts w:ascii="Times New Roman" w:eastAsia="Times New Roman" w:hAnsi="Times New Roman" w:cs="Times New Roman"/>
@@ -6522,7 +4758,6 @@
               </w:rPr>
               <w:t>value</w:t>
             </w:r>
-            <w:proofErr w:type="spellEnd"/>
           </w:p>
         </w:tc>
         <w:tc>
@@ -6614,7 +4849,6 @@
                 <w:lang w:eastAsia="ru-RU"/>
               </w:rPr>
             </w:pPr>
-            <w:proofErr w:type="spellStart"/>
             <w:r>
               <w:rPr>
                 <w:rFonts w:ascii="Times New Roman" w:eastAsia="Times New Roman" w:hAnsi="Times New Roman" w:cs="Times New Roman"/>
@@ -6625,7 +4859,6 @@
               </w:rPr>
               <w:t>sum</w:t>
             </w:r>
-            <w:proofErr w:type="spellEnd"/>
           </w:p>
         </w:tc>
         <w:tc>
@@ -6813,7 +5046,6 @@
                 <w:lang w:eastAsia="ru-RU"/>
               </w:rPr>
             </w:pPr>
-            <w:proofErr w:type="spellStart"/>
             <w:r>
               <w:rPr>
                 <w:rFonts w:ascii="Times New Roman" w:eastAsia="Times New Roman" w:hAnsi="Times New Roman" w:cs="Times New Roman"/>
@@ -6824,7 +5056,6 @@
               </w:rPr>
               <w:t>for</w:t>
             </w:r>
-            <w:proofErr w:type="spellEnd"/>
           </w:p>
         </w:tc>
         <w:tc>
@@ -7209,7 +5440,6 @@
                 <w:lang w:eastAsia="ru-RU"/>
               </w:rPr>
             </w:pPr>
-            <w:proofErr w:type="spellStart"/>
             <w:r>
               <w:rPr>
                 <w:rFonts w:ascii="Times New Roman" w:eastAsia="Times New Roman" w:hAnsi="Times New Roman" w:cs="Times New Roman"/>
@@ -7220,7 +5450,6 @@
               </w:rPr>
               <w:t>average</w:t>
             </w:r>
-            <w:proofErr w:type="spellEnd"/>
           </w:p>
         </w:tc>
         <w:tc>
@@ -7307,7 +5536,6 @@
                 <w:lang w:eastAsia="ru-RU"/>
               </w:rPr>
             </w:pPr>
-            <w:proofErr w:type="spellStart"/>
             <w:r>
               <w:rPr>
                 <w:rFonts w:ascii="Times New Roman" w:eastAsia="Times New Roman" w:hAnsi="Times New Roman" w:cs="Times New Roman"/>
@@ -7318,7 +5546,6 @@
               </w:rPr>
               <w:t>score</w:t>
             </w:r>
-            <w:proofErr w:type="spellEnd"/>
           </w:p>
         </w:tc>
         <w:tc>
@@ -7410,7 +5637,6 @@
                 <w:lang w:eastAsia="ru-RU"/>
               </w:rPr>
             </w:pPr>
-            <w:proofErr w:type="spellStart"/>
             <w:r>
               <w:rPr>
                 <w:rFonts w:ascii="Times New Roman" w:eastAsia="Times New Roman" w:hAnsi="Times New Roman" w:cs="Times New Roman"/>
@@ -7421,7 +5647,6 @@
               </w:rPr>
               <w:t>if-else</w:t>
             </w:r>
-            <w:proofErr w:type="spellEnd"/>
           </w:p>
         </w:tc>
         <w:tc>
@@ -7508,7 +5733,6 @@
                 <w:lang w:eastAsia="ru-RU"/>
               </w:rPr>
             </w:pPr>
-            <w:proofErr w:type="spellStart"/>
             <w:r>
               <w:rPr>
                 <w:rFonts w:ascii="Times New Roman" w:eastAsia="Times New Roman" w:hAnsi="Times New Roman" w:cs="Times New Roman"/>
@@ -7519,7 +5743,6 @@
               </w:rPr>
               <w:t>true</w:t>
             </w:r>
-            <w:proofErr w:type="spellEnd"/>
           </w:p>
         </w:tc>
         <w:tc>
@@ -7808,7 +6031,6 @@
                 <w:lang w:eastAsia="ru-RU"/>
               </w:rPr>
             </w:pPr>
-            <w:proofErr w:type="spellStart"/>
             <w:r>
               <w:rPr>
                 <w:rFonts w:ascii="Times New Roman" w:eastAsia="Times New Roman" w:hAnsi="Times New Roman" w:cs="Times New Roman"/>
@@ -7819,7 +6041,6 @@
               </w:rPr>
               <w:t>throw</w:t>
             </w:r>
-            <w:proofErr w:type="spellEnd"/>
           </w:p>
         </w:tc>
         <w:tc>
@@ -8007,7 +6228,6 @@
                 <w:lang w:eastAsia="ru-RU"/>
               </w:rPr>
             </w:pPr>
-            <w:proofErr w:type="spellStart"/>
             <w:r>
               <w:rPr>
                 <w:rFonts w:ascii="Times New Roman" w:eastAsia="Times New Roman" w:hAnsi="Times New Roman" w:cs="Times New Roman"/>
@@ -8018,7 +6238,6 @@
               </w:rPr>
               <w:t>new</w:t>
             </w:r>
-            <w:proofErr w:type="spellEnd"/>
           </w:p>
         </w:tc>
         <w:tc>
@@ -8206,7 +6425,6 @@
                 <w:lang w:eastAsia="ru-RU"/>
               </w:rPr>
             </w:pPr>
-            <w:proofErr w:type="spellStart"/>
             <w:r>
               <w:rPr>
                 <w:rFonts w:ascii="Times New Roman" w:eastAsia="Times New Roman" w:hAnsi="Times New Roman" w:cs="Times New Roman"/>
@@ -8217,7 +6435,6 @@
               </w:rPr>
               <w:t>Error</w:t>
             </w:r>
-            <w:proofErr w:type="spellEnd"/>
           </w:p>
         </w:tc>
         <w:tc>
@@ -8602,7 +6819,6 @@
                 <w:lang w:eastAsia="ru-RU"/>
               </w:rPr>
             </w:pPr>
-            <w:proofErr w:type="spellStart"/>
             <w:r>
               <w:rPr>
                 <w:rFonts w:ascii="Times New Roman" w:eastAsia="Times New Roman" w:hAnsi="Times New Roman" w:cs="Times New Roman"/>
@@ -8613,7 +6829,6 @@
               </w:rPr>
               <w:t>classify</w:t>
             </w:r>
-            <w:proofErr w:type="spellEnd"/>
           </w:p>
         </w:tc>
         <w:tc>
@@ -8998,7 +7213,6 @@
                 <w:lang w:eastAsia="ru-RU"/>
               </w:rPr>
             </w:pPr>
-            <w:proofErr w:type="spellStart"/>
             <w:r>
               <w:rPr>
                 <w:rFonts w:ascii="Times New Roman" w:eastAsia="Times New Roman" w:hAnsi="Times New Roman" w:cs="Times New Roman"/>
@@ -9009,7 +7223,6 @@
               </w:rPr>
               <w:t>describeGrade</w:t>
             </w:r>
-            <w:proofErr w:type="spellEnd"/>
           </w:p>
         </w:tc>
         <w:tc>
@@ -9096,7 +7309,6 @@
                 <w:lang w:eastAsia="ru-RU"/>
               </w:rPr>
             </w:pPr>
-            <w:proofErr w:type="spellStart"/>
             <w:r>
               <w:rPr>
                 <w:rFonts w:ascii="Times New Roman" w:eastAsia="Times New Roman" w:hAnsi="Times New Roman" w:cs="Times New Roman"/>
@@ -9107,7 +7319,6 @@
               </w:rPr>
               <w:t>start</w:t>
             </w:r>
-            <w:proofErr w:type="spellEnd"/>
           </w:p>
         </w:tc>
         <w:tc>
@@ -9199,7 +7410,6 @@
                 <w:lang w:eastAsia="ru-RU"/>
               </w:rPr>
             </w:pPr>
-            <w:proofErr w:type="spellStart"/>
             <w:r>
               <w:rPr>
                 <w:rFonts w:ascii="Times New Roman" w:eastAsia="Times New Roman" w:hAnsi="Times New Roman" w:cs="Times New Roman"/>
@@ -9210,7 +7420,6 @@
               </w:rPr>
               <w:t>switch-case-defult</w:t>
             </w:r>
-            <w:proofErr w:type="spellEnd"/>
           </w:p>
         </w:tc>
         <w:tc>
@@ -9297,7 +7506,6 @@
                 <w:lang w:eastAsia="ru-RU"/>
               </w:rPr>
             </w:pPr>
-            <w:proofErr w:type="spellStart"/>
             <w:r>
               <w:rPr>
                 <w:rFonts w:ascii="Times New Roman" w:eastAsia="Times New Roman" w:hAnsi="Times New Roman" w:cs="Times New Roman"/>
@@ -9308,7 +7516,6 @@
               </w:rPr>
               <w:t>steps</w:t>
             </w:r>
-            <w:proofErr w:type="spellEnd"/>
           </w:p>
         </w:tc>
         <w:tc>
@@ -9597,7 +7804,6 @@
                 <w:lang w:eastAsia="ru-RU"/>
               </w:rPr>
             </w:pPr>
-            <w:proofErr w:type="spellStart"/>
             <w:r>
               <w:rPr>
                 <w:rFonts w:ascii="Times New Roman" w:eastAsia="Times New Roman" w:hAnsi="Times New Roman" w:cs="Times New Roman"/>
@@ -9608,7 +7814,6 @@
               </w:rPr>
               <w:t>collatzSteps</w:t>
             </w:r>
-            <w:proofErr w:type="spellEnd"/>
           </w:p>
         </w:tc>
         <w:tc>
@@ -9796,7 +8001,6 @@
                 <w:lang w:eastAsia="ru-RU"/>
               </w:rPr>
             </w:pPr>
-            <w:proofErr w:type="spellStart"/>
             <w:r>
               <w:rPr>
                 <w:rFonts w:ascii="Times New Roman" w:eastAsia="Times New Roman" w:hAnsi="Times New Roman" w:cs="Times New Roman"/>
@@ -9807,7 +8011,6 @@
               </w:rPr>
               <w:t>while</w:t>
             </w:r>
-            <w:proofErr w:type="spellEnd"/>
           </w:p>
         </w:tc>
         <w:tc>
@@ -10288,7 +8491,6 @@
                 <w:lang w:eastAsia="ru-RU"/>
               </w:rPr>
             </w:pPr>
-            <w:proofErr w:type="spellStart"/>
             <w:r>
               <w:rPr>
                 <w:rFonts w:ascii="Times New Roman" w:eastAsia="Times New Roman" w:hAnsi="Times New Roman" w:cs="Times New Roman"/>
@@ -10299,7 +8501,6 @@
               </w:rPr>
               <w:t>false</w:t>
             </w:r>
-            <w:proofErr w:type="spellEnd"/>
           </w:p>
         </w:tc>
         <w:tc>
@@ -10684,7 +8885,6 @@
                 <w:lang w:eastAsia="ru-RU"/>
               </w:rPr>
             </w:pPr>
-            <w:proofErr w:type="spellStart"/>
             <w:r>
               <w:rPr>
                 <w:rFonts w:ascii="Times New Roman" w:eastAsia="Times New Roman" w:hAnsi="Times New Roman" w:cs="Times New Roman"/>
@@ -10695,7 +8895,6 @@
               </w:rPr>
               <w:t>extra</w:t>
             </w:r>
-            <w:proofErr w:type="spellEnd"/>
           </w:p>
         </w:tc>
         <w:tc>
@@ -10883,7 +9082,6 @@
                 <w:lang w:eastAsia="ru-RU"/>
               </w:rPr>
             </w:pPr>
-            <w:proofErr w:type="spellStart"/>
             <w:r>
               <w:rPr>
                 <w:rFonts w:ascii="Times New Roman" w:eastAsia="Times New Roman" w:hAnsi="Times New Roman" w:cs="Times New Roman"/>
@@ -10894,7 +9092,6 @@
               </w:rPr>
               <w:t>stats</w:t>
             </w:r>
-            <w:proofErr w:type="spellEnd"/>
           </w:p>
         </w:tc>
         <w:tc>
@@ -11082,7 +9279,6 @@
                 <w:lang w:eastAsia="ru-RU"/>
               </w:rPr>
             </w:pPr>
-            <w:proofErr w:type="spellStart"/>
             <w:r>
               <w:rPr>
                 <w:rFonts w:ascii="Times New Roman" w:eastAsia="Times New Roman" w:hAnsi="Times New Roman" w:cs="Times New Roman"/>
@@ -11093,7 +9289,6 @@
               </w:rPr>
               <w:t>obj</w:t>
             </w:r>
-            <w:proofErr w:type="spellEnd"/>
           </w:p>
         </w:tc>
         <w:tc>
@@ -11185,7 +9380,6 @@
                 <w:lang w:eastAsia="ru-RU"/>
               </w:rPr>
             </w:pPr>
-            <w:proofErr w:type="spellStart"/>
             <w:r>
               <w:rPr>
                 <w:rFonts w:ascii="Times New Roman" w:eastAsia="Times New Roman" w:hAnsi="Times New Roman" w:cs="Times New Roman"/>
@@ -11196,7 +9390,6 @@
               </w:rPr>
               <w:t>break</w:t>
             </w:r>
-            <w:proofErr w:type="spellEnd"/>
           </w:p>
         </w:tc>
         <w:tc>
@@ -11283,7 +9476,6 @@
                 <w:lang w:eastAsia="ru-RU"/>
               </w:rPr>
             </w:pPr>
-            <w:proofErr w:type="spellStart"/>
             <w:r>
               <w:rPr>
                 <w:rFonts w:ascii="Times New Roman" w:eastAsia="Times New Roman" w:hAnsi="Times New Roman" w:cs="Times New Roman"/>
@@ -11294,7 +9486,6 @@
               </w:rPr>
               <w:t>keys</w:t>
             </w:r>
-            <w:proofErr w:type="spellEnd"/>
           </w:p>
         </w:tc>
         <w:tc>
@@ -11386,7 +9577,6 @@
                 <w:lang w:eastAsia="ru-RU"/>
               </w:rPr>
             </w:pPr>
-            <w:proofErr w:type="spellStart"/>
             <w:r>
               <w:rPr>
                 <w:rFonts w:ascii="Times New Roman" w:eastAsia="Times New Roman" w:hAnsi="Times New Roman" w:cs="Times New Roman"/>
@@ -11397,7 +9587,6 @@
               </w:rPr>
               <w:t>do-while</w:t>
             </w:r>
-            <w:proofErr w:type="spellEnd"/>
           </w:p>
         </w:tc>
         <w:tc>
@@ -11484,7 +9673,6 @@
                 <w:lang w:eastAsia="ru-RU"/>
               </w:rPr>
             </w:pPr>
-            <w:proofErr w:type="spellStart"/>
             <w:r>
               <w:rPr>
                 <w:rFonts w:ascii="Times New Roman" w:eastAsia="Times New Roman" w:hAnsi="Times New Roman" w:cs="Times New Roman"/>
@@ -11495,7 +9683,6 @@
               </w:rPr>
               <w:t>key</w:t>
             </w:r>
-            <w:proofErr w:type="spellEnd"/>
           </w:p>
         </w:tc>
         <w:tc>
@@ -11587,7 +9774,6 @@
                 <w:lang w:eastAsia="ru-RU"/>
               </w:rPr>
             </w:pPr>
-            <w:proofErr w:type="spellStart"/>
             <w:r>
               <w:rPr>
                 <w:rFonts w:ascii="Times New Roman" w:eastAsia="Times New Roman" w:hAnsi="Times New Roman" w:cs="Times New Roman"/>
@@ -11598,7 +9784,6 @@
               </w:rPr>
               <w:t>double</w:t>
             </w:r>
-            <w:proofErr w:type="spellEnd"/>
           </w:p>
         </w:tc>
         <w:tc>
@@ -11693,29 +9878,7 @@
                 <w:szCs w:val="28"/>
                 <w:lang w:eastAsia="ru-RU"/>
               </w:rPr>
-              <w:t>"</w:t>
-            </w:r>
-            <w:proofErr w:type="spellStart"/>
-            <w:r>
-              <w:rPr>
-                <w:rFonts w:ascii="Times New Roman" w:eastAsia="Times New Roman" w:hAnsi="Times New Roman" w:cs="Times New Roman"/>
-                <w:color w:val="000000"/>
-                <w:sz w:val="28"/>
-                <w:szCs w:val="28"/>
-                <w:lang w:eastAsia="ru-RU"/>
-              </w:rPr>
-              <w:t>number</w:t>
-            </w:r>
-            <w:proofErr w:type="spellEnd"/>
-            <w:r>
-              <w:rPr>
-                <w:rFonts w:ascii="Times New Roman" w:eastAsia="Times New Roman" w:hAnsi="Times New Roman" w:cs="Times New Roman"/>
-                <w:color w:val="000000"/>
-                <w:sz w:val="28"/>
-                <w:szCs w:val="28"/>
-                <w:lang w:eastAsia="ru-RU"/>
-              </w:rPr>
-              <w:t>"</w:t>
+              <w:t>"number"</w:t>
             </w:r>
           </w:p>
         </w:tc>
@@ -11905,7 +10068,6 @@
                 <w:lang w:eastAsia="ru-RU"/>
               </w:rPr>
             </w:pPr>
-            <w:proofErr w:type="spellStart"/>
             <w:r>
               <w:rPr>
                 <w:rFonts w:ascii="Times New Roman" w:eastAsia="Times New Roman" w:hAnsi="Times New Roman" w:cs="Times New Roman"/>
@@ -11916,7 +10078,6 @@
               </w:rPr>
               <w:t>copy</w:t>
             </w:r>
-            <w:proofErr w:type="spellEnd"/>
           </w:p>
         </w:tc>
         <w:tc>
@@ -12112,29 +10273,7 @@
                 <w:szCs w:val="28"/>
                 <w:lang w:eastAsia="ru-RU"/>
               </w:rPr>
-              <w:t>"</w:t>
-            </w:r>
-            <w:proofErr w:type="spellStart"/>
-            <w:r>
-              <w:rPr>
-                <w:rFonts w:ascii="Times New Roman" w:eastAsia="Times New Roman" w:hAnsi="Times New Roman" w:cs="Times New Roman"/>
-                <w:color w:val="000000"/>
-                <w:sz w:val="28"/>
-                <w:szCs w:val="28"/>
-                <w:lang w:eastAsia="ru-RU"/>
-              </w:rPr>
-              <w:t>temp</w:t>
-            </w:r>
-            <w:proofErr w:type="spellEnd"/>
-            <w:r>
-              <w:rPr>
-                <w:rFonts w:ascii="Times New Roman" w:eastAsia="Times New Roman" w:hAnsi="Times New Roman" w:cs="Times New Roman"/>
-                <w:color w:val="000000"/>
-                <w:sz w:val="28"/>
-                <w:szCs w:val="28"/>
-                <w:lang w:eastAsia="ru-RU"/>
-              </w:rPr>
-              <w:t>"</w:t>
+              <w:t>"temp"</w:t>
             </w:r>
           </w:p>
         </w:tc>
@@ -12227,7 +10366,6 @@
                 <w:lang w:eastAsia="ru-RU"/>
               </w:rPr>
             </w:pPr>
-            <w:proofErr w:type="spellStart"/>
             <w:r>
               <w:rPr>
                 <w:rFonts w:ascii="Times New Roman" w:eastAsia="Times New Roman" w:hAnsi="Times New Roman" w:cs="Times New Roman"/>
@@ -12238,7 +10376,6 @@
               </w:rPr>
               <w:t>buildReport</w:t>
             </w:r>
-            <w:proofErr w:type="spellEnd"/>
           </w:p>
         </w:tc>
         <w:tc>
@@ -12325,7 +10462,6 @@
                 <w:lang w:eastAsia="ru-RU"/>
               </w:rPr>
             </w:pPr>
-            <w:proofErr w:type="spellStart"/>
             <w:r>
               <w:rPr>
                 <w:rFonts w:ascii="Times New Roman" w:eastAsia="Times New Roman" w:hAnsi="Times New Roman" w:cs="Times New Roman"/>
@@ -12336,7 +10472,6 @@
               </w:rPr>
               <w:t>temp</w:t>
             </w:r>
-            <w:proofErr w:type="spellEnd"/>
           </w:p>
         </w:tc>
         <w:tc>
@@ -12524,7 +10659,6 @@
                 <w:lang w:eastAsia="ru-RU"/>
               </w:rPr>
             </w:pPr>
-            <w:proofErr w:type="spellStart"/>
             <w:r>
               <w:rPr>
                 <w:rFonts w:ascii="Times New Roman" w:eastAsia="Times New Roman" w:hAnsi="Times New Roman" w:cs="Times New Roman"/>
@@ -12535,7 +10669,6 @@
               </w:rPr>
               <w:t>arg</w:t>
             </w:r>
-            <w:proofErr w:type="spellEnd"/>
           </w:p>
         </w:tc>
         <w:tc>
@@ -12627,7 +10760,6 @@
                 <w:lang w:eastAsia="ru-RU"/>
               </w:rPr>
             </w:pPr>
-            <w:proofErr w:type="spellStart"/>
             <w:r>
               <w:rPr>
                 <w:rFonts w:ascii="Times New Roman" w:eastAsia="Times New Roman" w:hAnsi="Times New Roman" w:cs="Times New Roman"/>
@@ -12638,7 +10770,6 @@
               </w:rPr>
               <w:t>inspectObject</w:t>
             </w:r>
-            <w:proofErr w:type="spellEnd"/>
           </w:p>
         </w:tc>
         <w:tc>
@@ -12725,7 +10856,6 @@
                 <w:lang w:eastAsia="ru-RU"/>
               </w:rPr>
             </w:pPr>
-            <w:proofErr w:type="spellStart"/>
             <w:r>
               <w:rPr>
                 <w:rFonts w:ascii="Times New Roman" w:eastAsia="Times New Roman" w:hAnsi="Times New Roman" w:cs="Times New Roman"/>
@@ -12736,7 +10866,6 @@
               </w:rPr>
               <w:t>result</w:t>
             </w:r>
-            <w:proofErr w:type="spellEnd"/>
           </w:p>
         </w:tc>
         <w:tc>
@@ -12924,7 +11053,6 @@
                 <w:lang w:eastAsia="ru-RU"/>
               </w:rPr>
             </w:pPr>
-            <w:proofErr w:type="spellStart"/>
             <w:r>
               <w:rPr>
                 <w:rFonts w:ascii="Times New Roman" w:eastAsia="Times New Roman" w:hAnsi="Times New Roman" w:cs="Times New Roman"/>
@@ -12935,7 +11063,6 @@
               </w:rPr>
               <w:t>null</w:t>
             </w:r>
-            <w:proofErr w:type="spellEnd"/>
           </w:p>
         </w:tc>
         <w:tc>
@@ -13027,7 +11154,6 @@
                 <w:lang w:eastAsia="ru-RU"/>
               </w:rPr>
             </w:pPr>
-            <w:proofErr w:type="spellStart"/>
             <w:r>
               <w:rPr>
                 <w:rFonts w:ascii="Times New Roman" w:eastAsia="Times New Roman" w:hAnsi="Times New Roman" w:cs="Times New Roman"/>
@@ -13038,7 +11164,6 @@
               </w:rPr>
               <w:t>typeof</w:t>
             </w:r>
-            <w:proofErr w:type="spellEnd"/>
           </w:p>
         </w:tc>
         <w:tc>
@@ -13125,7 +11250,6 @@
                 <w:lang w:eastAsia="ru-RU"/>
               </w:rPr>
             </w:pPr>
-            <w:proofErr w:type="spellStart"/>
             <w:r>
               <w:rPr>
                 <w:rFonts w:ascii="Times New Roman" w:eastAsia="Times New Roman" w:hAnsi="Times New Roman" w:cs="Times New Roman"/>
@@ -13136,7 +11260,6 @@
               </w:rPr>
               <w:t>err</w:t>
             </w:r>
-            <w:proofErr w:type="spellEnd"/>
           </w:p>
         </w:tc>
         <w:tc>
@@ -13228,7 +11351,6 @@
                 <w:lang w:eastAsia="ru-RU"/>
               </w:rPr>
             </w:pPr>
-            <w:proofErr w:type="spellStart"/>
             <w:r>
               <w:rPr>
                 <w:rFonts w:ascii="Times New Roman" w:eastAsia="Times New Roman" w:hAnsi="Times New Roman" w:cs="Times New Roman"/>
@@ -13239,7 +11361,6 @@
               </w:rPr>
               <w:t>push</w:t>
             </w:r>
-            <w:proofErr w:type="spellEnd"/>
           </w:p>
         </w:tc>
         <w:tc>
@@ -13326,7 +11447,6 @@
                 <w:lang w:eastAsia="ru-RU"/>
               </w:rPr>
             </w:pPr>
-            <w:proofErr w:type="spellStart"/>
             <w:r>
               <w:rPr>
                 <w:rFonts w:ascii="Times New Roman" w:eastAsia="Times New Roman" w:hAnsi="Times New Roman" w:cs="Times New Roman"/>
@@ -13337,7 +11457,6 @@
               </w:rPr>
               <w:t>console</w:t>
             </w:r>
-            <w:proofErr w:type="spellEnd"/>
           </w:p>
         </w:tc>
         <w:tc>
@@ -13429,7 +11548,6 @@
                 <w:lang w:eastAsia="ru-RU"/>
               </w:rPr>
             </w:pPr>
-            <w:proofErr w:type="spellStart"/>
             <w:r>
               <w:rPr>
                 <w:rFonts w:ascii="Times New Roman" w:eastAsia="Times New Roman" w:hAnsi="Times New Roman" w:cs="Times New Roman"/>
@@ -13440,7 +11558,6 @@
               </w:rPr>
               <w:t>in</w:t>
             </w:r>
-            <w:proofErr w:type="spellEnd"/>
           </w:p>
         </w:tc>
         <w:tc>
@@ -13628,7 +11745,6 @@
                 <w:lang w:eastAsia="ru-RU"/>
               </w:rPr>
             </w:pPr>
-            <w:proofErr w:type="spellStart"/>
             <w:r>
               <w:rPr>
                 <w:rFonts w:ascii="Times New Roman" w:eastAsia="Times New Roman" w:hAnsi="Times New Roman" w:cs="Times New Roman"/>
@@ -13639,7 +11755,6 @@
               </w:rPr>
               <w:t>delete</w:t>
             </w:r>
-            <w:proofErr w:type="spellEnd"/>
           </w:p>
         </w:tc>
         <w:tc>
@@ -13726,7 +11841,6 @@
                 <w:lang w:eastAsia="ru-RU"/>
               </w:rPr>
             </w:pPr>
-            <w:proofErr w:type="spellStart"/>
             <w:r>
               <w:rPr>
                 <w:rFonts w:ascii="Times New Roman" w:eastAsia="Times New Roman" w:hAnsi="Times New Roman" w:cs="Times New Roman"/>
@@ -13737,7 +11851,6 @@
               </w:rPr>
               <w:t>message</w:t>
             </w:r>
-            <w:proofErr w:type="spellEnd"/>
           </w:p>
         </w:tc>
         <w:tc>
@@ -13829,7 +11942,6 @@
                 <w:lang w:eastAsia="ru-RU"/>
               </w:rPr>
             </w:pPr>
-            <w:proofErr w:type="spellStart"/>
             <w:r>
               <w:rPr>
                 <w:rFonts w:ascii="Times New Roman" w:eastAsia="Times New Roman" w:hAnsi="Times New Roman" w:cs="Times New Roman"/>
@@ -13840,7 +11952,6 @@
               </w:rPr>
               <w:t>safeRun</w:t>
             </w:r>
-            <w:proofErr w:type="spellEnd"/>
           </w:p>
         </w:tc>
         <w:tc>
@@ -14028,7 +12139,6 @@
                 <w:lang w:eastAsia="ru-RU"/>
               </w:rPr>
             </w:pPr>
-            <w:proofErr w:type="spellStart"/>
             <w:r>
               <w:rPr>
                 <w:rFonts w:ascii="Times New Roman" w:eastAsia="Times New Roman" w:hAnsi="Times New Roman" w:cs="Times New Roman"/>
@@ -14039,7 +12149,6 @@
               </w:rPr>
               <w:t>fn</w:t>
             </w:r>
-            <w:proofErr w:type="spellEnd"/>
           </w:p>
         </w:tc>
         <w:tc>
@@ -14126,7 +12235,6 @@
                 <w:lang w:eastAsia="ru-RU"/>
               </w:rPr>
             </w:pPr>
-            <w:proofErr w:type="spellStart"/>
             <w:r>
               <w:rPr>
                 <w:rFonts w:ascii="Times New Roman" w:eastAsia="Times New Roman" w:hAnsi="Times New Roman" w:cs="Times New Roman"/>
@@ -14137,7 +12245,6 @@
               </w:rPr>
               <w:t>out</w:t>
             </w:r>
-            <w:proofErr w:type="spellEnd"/>
           </w:p>
         </w:tc>
         <w:tc>
@@ -14229,7 +12336,6 @@
                 <w:lang w:eastAsia="ru-RU"/>
               </w:rPr>
             </w:pPr>
-            <w:proofErr w:type="spellStart"/>
             <w:r>
               <w:rPr>
                 <w:rFonts w:ascii="Times New Roman" w:eastAsia="Times New Roman" w:hAnsi="Times New Roman" w:cs="Times New Roman"/>
@@ -14240,7 +12346,6 @@
               </w:rPr>
               <w:t>try-catch-finally</w:t>
             </w:r>
-            <w:proofErr w:type="spellEnd"/>
           </w:p>
         </w:tc>
         <w:tc>
@@ -14428,7 +12533,6 @@
                 <w:lang w:eastAsia="ru-RU"/>
               </w:rPr>
             </w:pPr>
-            <w:proofErr w:type="spellStart"/>
             <w:r>
               <w:rPr>
                 <w:rFonts w:ascii="Times New Roman" w:eastAsia="Times New Roman" w:hAnsi="Times New Roman" w:cs="Times New Roman"/>
@@ -14439,7 +12543,6 @@
               </w:rPr>
               <w:t>log</w:t>
             </w:r>
-            <w:proofErr w:type="spellEnd"/>
           </w:p>
         </w:tc>
         <w:tc>
@@ -14526,7 +12629,6 @@
                 <w:lang w:eastAsia="ru-RU"/>
               </w:rPr>
             </w:pPr>
-            <w:proofErr w:type="spellStart"/>
             <w:r>
               <w:rPr>
                 <w:rFonts w:ascii="Times New Roman" w:eastAsia="Times New Roman" w:hAnsi="Times New Roman" w:cs="Times New Roman"/>
@@ -14537,7 +12639,6 @@
               </w:rPr>
               <w:t>data</w:t>
             </w:r>
-            <w:proofErr w:type="spellEnd"/>
           </w:p>
         </w:tc>
         <w:tc>
@@ -14629,7 +12730,6 @@
                 <w:lang w:eastAsia="ru-RU"/>
               </w:rPr>
             </w:pPr>
-            <w:proofErr w:type="spellStart"/>
             <w:r>
               <w:rPr>
                 <w:rFonts w:ascii="Times New Roman" w:eastAsia="Times New Roman" w:hAnsi="Times New Roman" w:cs="Times New Roman"/>
@@ -14640,7 +12740,6 @@
               </w:rPr>
               <w:t>filterPositive</w:t>
             </w:r>
-            <w:proofErr w:type="spellEnd"/>
           </w:p>
         </w:tc>
         <w:tc>
@@ -14828,7 +12927,6 @@
                 <w:lang w:eastAsia="ru-RU"/>
               </w:rPr>
             </w:pPr>
-            <w:proofErr w:type="spellStart"/>
             <w:r>
               <w:rPr>
                 <w:rFonts w:ascii="Times New Roman" w:eastAsia="Times New Roman" w:hAnsi="Times New Roman" w:cs="Times New Roman"/>
@@ -14839,7 +12937,6 @@
               </w:rPr>
               <w:t>continue</w:t>
             </w:r>
-            <w:proofErr w:type="spellEnd"/>
           </w:p>
         </w:tc>
         <w:tc>
@@ -15583,9 +13680,19 @@
                 <w:color w:val="000000"/>
                 <w:sz w:val="28"/>
                 <w:szCs w:val="28"/>
-                <w:lang w:eastAsia="ru-RU"/>
-              </w:rPr>
-            </w:pPr>
+                <w:lang w:val="en-US" w:eastAsia="ru-RU"/>
+              </w:rPr>
+            </w:pPr>
+            <w:r>
+              <w:rPr>
+                <w:rFonts w:ascii="Times New Roman" w:eastAsia="Times New Roman" w:hAnsi="Times New Roman" w:cs="Times New Roman"/>
+                <w:color w:val="000000"/>
+                <w:sz w:val="28"/>
+                <w:szCs w:val="28"/>
+                <w:lang w:val="en-US" w:eastAsia="ru-RU"/>
+              </w:rPr>
+              <w:t>54</w:t>
+            </w:r>
           </w:p>
         </w:tc>
         <w:tc>
@@ -15604,30 +13711,48 @@
                 <w:rFonts w:ascii="Times New Roman" w:eastAsia="Times New Roman" w:hAnsi="Times New Roman" w:cs="Times New Roman"/>
                 <w:sz w:val="28"/>
                 <w:szCs w:val="28"/>
-                <w:lang w:eastAsia="ru-RU"/>
-              </w:rPr>
-            </w:pPr>
-          </w:p>
-        </w:tc>
-        <w:tc>
-          <w:tcPr>
-            <w:tcW w:w="960" w:type="dxa"/>
-            <w:shd w:val="clear" w:color="auto" w:fill="auto"/>
-            <w:noWrap/>
-            <w:vAlign w:val="bottom"/>
-            <w:hideMark/>
-          </w:tcPr>
-          <w:p>
-            <w:pPr>
-              <w:spacing w:after="0" w:line="240" w:lineRule="auto"/>
-              <w:jc w:val="center"/>
-              <w:rPr>
-                <w:rFonts w:ascii="Times New Roman" w:eastAsia="Times New Roman" w:hAnsi="Times New Roman" w:cs="Times New Roman"/>
-                <w:sz w:val="28"/>
-                <w:szCs w:val="28"/>
-                <w:lang w:eastAsia="ru-RU"/>
-              </w:rPr>
-            </w:pPr>
+                <w:lang w:val="en-US" w:eastAsia="ru-RU"/>
+              </w:rPr>
+            </w:pPr>
+            <w:r>
+              <w:rPr>
+                <w:rFonts w:ascii="Times New Roman" w:eastAsia="Times New Roman" w:hAnsi="Times New Roman" w:cs="Times New Roman"/>
+                <w:sz w:val="28"/>
+                <w:szCs w:val="28"/>
+                <w:lang w:val="en-US" w:eastAsia="ru-RU"/>
+              </w:rPr>
+              <w:t>,</w:t>
+            </w:r>
+          </w:p>
+        </w:tc>
+        <w:tc>
+          <w:tcPr>
+            <w:tcW w:w="960" w:type="dxa"/>
+            <w:shd w:val="clear" w:color="auto" w:fill="auto"/>
+            <w:noWrap/>
+            <w:vAlign w:val="bottom"/>
+            <w:hideMark/>
+          </w:tcPr>
+          <w:p>
+            <w:pPr>
+              <w:spacing w:after="0" w:line="240" w:lineRule="auto"/>
+              <w:jc w:val="center"/>
+              <w:rPr>
+                <w:rFonts w:ascii="Times New Roman" w:eastAsia="Times New Roman" w:hAnsi="Times New Roman" w:cs="Times New Roman"/>
+                <w:sz w:val="28"/>
+                <w:szCs w:val="28"/>
+                <w:lang w:val="en-US" w:eastAsia="ru-RU"/>
+              </w:rPr>
+            </w:pPr>
+            <w:r>
+              <w:rPr>
+                <w:rFonts w:ascii="Times New Roman" w:eastAsia="Times New Roman" w:hAnsi="Times New Roman" w:cs="Times New Roman"/>
+                <w:sz w:val="28"/>
+                <w:szCs w:val="28"/>
+                <w:lang w:val="en-US" w:eastAsia="ru-RU"/>
+              </w:rPr>
+              <w:t>27</w:t>
+            </w:r>
           </w:p>
         </w:tc>
         <w:tc>
@@ -16177,7 +14302,6 @@
                 <w:lang w:eastAsia="ru-RU"/>
               </w:rPr>
             </w:pPr>
-            <w:proofErr w:type="spellStart"/>
             <w:r>
               <w:rPr>
                 <w:rFonts w:ascii="Times New Roman" w:eastAsia="Times New Roman" w:hAnsi="Times New Roman" w:cs="Times New Roman"/>
@@ -16188,7 +14312,6 @@
               </w:rPr>
               <w:t>scores</w:t>
             </w:r>
-            <w:proofErr w:type="spellEnd"/>
           </w:p>
         </w:tc>
         <w:tc>
@@ -17177,29 +15300,7 @@
                 <w:szCs w:val="28"/>
                 <w:lang w:eastAsia="ru-RU"/>
               </w:rPr>
-              <w:t xml:space="preserve">=== Числа </w:t>
-            </w:r>
-            <w:proofErr w:type="spellStart"/>
-            <w:r>
-              <w:rPr>
-                <w:rFonts w:ascii="Times New Roman" w:eastAsia="Times New Roman" w:hAnsi="Times New Roman" w:cs="Times New Roman"/>
-                <w:color w:val="000000"/>
-                <w:sz w:val="28"/>
-                <w:szCs w:val="28"/>
-                <w:lang w:eastAsia="ru-RU"/>
-              </w:rPr>
-              <w:t>Коллатца</w:t>
-            </w:r>
-            <w:proofErr w:type="spellEnd"/>
-            <w:r>
-              <w:rPr>
-                <w:rFonts w:ascii="Times New Roman" w:eastAsia="Times New Roman" w:hAnsi="Times New Roman" w:cs="Times New Roman"/>
-                <w:color w:val="000000"/>
-                <w:sz w:val="28"/>
-                <w:szCs w:val="28"/>
-                <w:lang w:eastAsia="ru-RU"/>
-              </w:rPr>
-              <w:t xml:space="preserve"> ===</w:t>
+              <w:t>=== Числа Коллатца ===</w:t>
             </w:r>
           </w:p>
         </w:tc>
@@ -17686,7 +15787,6 @@
                 <w:lang w:eastAsia="ru-RU"/>
               </w:rPr>
             </w:pPr>
-            <w:proofErr w:type="spellStart"/>
             <w:r>
               <w:rPr>
                 <w:rFonts w:ascii="Times New Roman" w:eastAsia="Times New Roman" w:hAnsi="Times New Roman" w:cs="Times New Roman"/>
@@ -17697,7 +15797,6 @@
               </w:rPr>
               <w:t>tag</w:t>
             </w:r>
-            <w:proofErr w:type="spellEnd"/>
           </w:p>
         </w:tc>
         <w:tc>
@@ -19503,7 +17602,6 @@
                 <w:lang w:eastAsia="ru-RU"/>
               </w:rPr>
             </w:pPr>
-            <w:proofErr w:type="spellStart"/>
             <w:r>
               <w:rPr>
                 <w:rFonts w:ascii="Times New Roman" w:eastAsia="Times New Roman" w:hAnsi="Times New Roman" w:cs="Times New Roman"/>
@@ -19514,7 +17612,6 @@
               </w:rPr>
               <w:t>flag</w:t>
             </w:r>
-            <w:proofErr w:type="spellEnd"/>
           </w:p>
         </w:tc>
         <w:tc>
@@ -19670,7 +17767,6 @@
                 <w:lang w:eastAsia="ru-RU"/>
               </w:rPr>
             </w:pPr>
-            <w:proofErr w:type="spellStart"/>
             <w:r>
               <w:rPr>
                 <w:rFonts w:ascii="Times New Roman" w:eastAsia="Times New Roman" w:hAnsi="Times New Roman" w:cs="Times New Roman"/>
@@ -19681,7 +17777,6 @@
               </w:rPr>
               <w:t>непусто</w:t>
             </w:r>
-            <w:proofErr w:type="spellEnd"/>
           </w:p>
         </w:tc>
         <w:tc>
@@ -20067,7 +18162,7 @@
                 <w:color w:val="000000"/>
                 <w:sz w:val="28"/>
                 <w:szCs w:val="28"/>
-                <w:lang w:eastAsia="ru-RU"/>
+                <w:lang w:val="en-US" w:eastAsia="ru-RU"/>
               </w:rPr>
             </w:pPr>
             <w:r>
@@ -20077,7 +18172,17 @@
                 <w:sz w:val="28"/>
                 <w:szCs w:val="28"/>
               </w:rPr>
-              <w:t>η1 = 53</w:t>
+              <w:t>η1 = 5</w:t>
+            </w:r>
+            <w:r>
+              <w:rPr>
+                <w:rFonts w:ascii="Times New Roman" w:hAnsi="Times New Roman"/>
+                <w:color w:val="000000"/>
+                <w:sz w:val="28"/>
+                <w:szCs w:val="28"/>
+                <w:lang w:val="en-US"/>
+              </w:rPr>
+              <w:t>4</w:t>
             </w:r>
           </w:p>
         </w:tc>
@@ -20116,7 +18221,7 @@
                 <w:rFonts w:ascii="Times New Roman" w:eastAsia="Times New Roman" w:hAnsi="Times New Roman" w:cs="Times New Roman"/>
                 <w:sz w:val="28"/>
                 <w:szCs w:val="28"/>
-                <w:lang w:eastAsia="ru-RU"/>
+                <w:lang w:val="en-US" w:eastAsia="ru-RU"/>
               </w:rPr>
             </w:pPr>
             <w:r>
@@ -20126,7 +18231,7 @@
                 <w:sz w:val="28"/>
                 <w:szCs w:val="28"/>
               </w:rPr>
-              <w:t>N1 = 2</w:t>
+              <w:t xml:space="preserve">N1 = </w:t>
             </w:r>
             <w:r>
               <w:rPr>
@@ -20134,8 +18239,9 @@
                 <w:color w:val="000000"/>
                 <w:sz w:val="28"/>
                 <w:szCs w:val="28"/>
-              </w:rPr>
-              <w:t>76</w:t>
+                <w:lang w:val="en-US"/>
+              </w:rPr>
+              <w:t>303</w:t>
             </w:r>
           </w:p>
         </w:tc>
@@ -20216,16 +18322,7 @@
                 <w:sz w:val="28"/>
                 <w:szCs w:val="28"/>
               </w:rPr>
-              <w:t xml:space="preserve">N2 = </w:t>
-            </w:r>
-            <w:r>
-              <w:rPr>
-                <w:rFonts w:ascii="Times New Roman" w:hAnsi="Times New Roman"/>
-                <w:color w:val="000000"/>
-                <w:sz w:val="28"/>
-                <w:szCs w:val="28"/>
-              </w:rPr>
-              <w:t>184</w:t>
+              <w:t>N2 = 184</w:t>
             </w:r>
           </w:p>
         </w:tc>
@@ -20334,7 +18431,7 @@
           <w:szCs w:val="28"/>
           <w:lang w:eastAsia="ru-RU"/>
         </w:rPr>
-        <w:t>53</w:t>
+        <w:t>5</w:t>
       </w:r>
       <w:r>
         <w:rPr>
@@ -20343,6 +18440,15 @@
           <w:szCs w:val="28"/>
           <w:lang w:eastAsia="ru-RU"/>
         </w:rPr>
+        <w:t>4</w:t>
+      </w:r>
+      <w:r>
+        <w:rPr>
+          <w:rFonts w:ascii="Times New Roman" w:eastAsia="Times New Roman" w:hAnsi="Times New Roman" w:cs="Times New Roman"/>
+          <w:sz w:val="28"/>
+          <w:szCs w:val="28"/>
+          <w:lang w:eastAsia="ru-RU"/>
+        </w:rPr>
         <w:t xml:space="preserve"> + </w:t>
       </w:r>
       <w:r>
@@ -20370,7 +18476,16 @@
           <w:szCs w:val="28"/>
           <w:lang w:eastAsia="ru-RU"/>
         </w:rPr>
-        <w:t>133</w:t>
+        <w:t>13</w:t>
+      </w:r>
+      <w:r>
+        <w:rPr>
+          <w:rFonts w:ascii="Times New Roman" w:eastAsia="Times New Roman" w:hAnsi="Times New Roman" w:cs="Times New Roman"/>
+          <w:sz w:val="28"/>
+          <w:szCs w:val="28"/>
+          <w:lang w:eastAsia="ru-RU"/>
+        </w:rPr>
+        <w:t>4</w:t>
       </w:r>
       <w:r>
         <w:rPr>
@@ -20455,7 +18570,7 @@
           <w:szCs w:val="28"/>
           <w:lang w:eastAsia="ru-RU"/>
         </w:rPr>
-        <w:t>276</w:t>
+        <w:t>303</w:t>
       </w:r>
       <w:r>
         <w:rPr>
@@ -20491,7 +18606,16 @@
           <w:szCs w:val="28"/>
           <w:lang w:eastAsia="ru-RU"/>
         </w:rPr>
-        <w:t>460</w:t>
+        <w:t>4</w:t>
+      </w:r>
+      <w:r>
+        <w:rPr>
+          <w:rFonts w:ascii="Times New Roman" w:eastAsia="Times New Roman" w:hAnsi="Times New Roman" w:cs="Times New Roman"/>
+          <w:sz w:val="28"/>
+          <w:szCs w:val="28"/>
+          <w:lang w:eastAsia="ru-RU"/>
+        </w:rPr>
+        <w:t>87</w:t>
       </w:r>
       <w:r>
         <w:rPr>
@@ -20513,6 +18637,7 @@
           <w:color w:val="000000"/>
           <w:sz w:val="28"/>
           <w:szCs w:val="28"/>
+          <w:lang w:val="en-US"/>
         </w:rPr>
       </w:pPr>
       <w:r>
@@ -20551,7 +18676,6 @@
         </w:rPr>
         <w:t>*</w:t>
       </w:r>
-      <w:proofErr w:type="spellStart"/>
       <w:r>
         <w:rPr>
           <w:rFonts w:ascii="Times New Roman" w:eastAsia="Times New Roman" w:hAnsi="Times New Roman" w:cs="Times New Roman"/>
@@ -20559,17 +18683,7 @@
           <w:szCs w:val="28"/>
           <w:lang w:eastAsia="ru-RU"/>
         </w:rPr>
-        <w:t>log</w:t>
-      </w:r>
-      <w:proofErr w:type="spellEnd"/>
-      <w:r>
-        <w:rPr>
-          <w:rFonts w:ascii="Times New Roman" w:eastAsia="Times New Roman" w:hAnsi="Times New Roman" w:cs="Times New Roman"/>
-          <w:sz w:val="28"/>
-          <w:szCs w:val="28"/>
-          <w:lang w:eastAsia="ru-RU"/>
-        </w:rPr>
-        <w:t xml:space="preserve"> 2 </w:t>
+        <w:t xml:space="preserve">log 2 </w:t>
       </w:r>
       <w:r>
         <w:rPr>
@@ -20614,7 +18728,7 @@
           <w:szCs w:val="28"/>
           <w:lang w:eastAsia="ru-RU"/>
         </w:rPr>
-        <w:t>460</w:t>
+        <w:t>4</w:t>
       </w:r>
       <w:r>
         <w:rPr>
@@ -20623,9 +18737,17 @@
           <w:szCs w:val="28"/>
           <w:lang w:eastAsia="ru-RU"/>
         </w:rPr>
+        <w:t>87</w:t>
+      </w:r>
+      <w:r>
+        <w:rPr>
+          <w:rFonts w:ascii="Times New Roman" w:eastAsia="Times New Roman" w:hAnsi="Times New Roman" w:cs="Times New Roman"/>
+          <w:sz w:val="28"/>
+          <w:szCs w:val="28"/>
+          <w:lang w:eastAsia="ru-RU"/>
+        </w:rPr>
         <w:t>*</w:t>
       </w:r>
-      <w:proofErr w:type="spellStart"/>
       <w:r>
         <w:rPr>
           <w:rFonts w:ascii="Times New Roman" w:eastAsia="Times New Roman" w:hAnsi="Times New Roman" w:cs="Times New Roman"/>
@@ -20633,9 +18755,8 @@
           <w:szCs w:val="28"/>
           <w:lang w:eastAsia="ru-RU"/>
         </w:rPr>
-        <w:t>log</w:t>
-      </w:r>
-      <w:proofErr w:type="spellEnd"/>
+        <w:t xml:space="preserve">log 2 </w:t>
+      </w:r>
       <w:r>
         <w:rPr>
           <w:rFonts w:ascii="Times New Roman" w:eastAsia="Times New Roman" w:hAnsi="Times New Roman" w:cs="Times New Roman"/>
@@ -20643,18 +18764,8 @@
           <w:szCs w:val="28"/>
           <w:lang w:eastAsia="ru-RU"/>
         </w:rPr>
-        <w:t xml:space="preserve"> 2 </w:t>
-      </w:r>
-      <w:r>
-        <w:rPr>
-          <w:rFonts w:ascii="Times New Roman" w:eastAsia="Times New Roman" w:hAnsi="Times New Roman" w:cs="Times New Roman"/>
-          <w:sz w:val="28"/>
-          <w:szCs w:val="28"/>
-          <w:lang w:eastAsia="ru-RU"/>
-        </w:rPr>
         <w:t>(</w:t>
       </w:r>
-      <w:proofErr w:type="gramStart"/>
       <w:r>
         <w:rPr>
           <w:rFonts w:ascii="Times New Roman" w:hAnsi="Times New Roman"/>
@@ -20662,7 +18773,7 @@
           <w:sz w:val="28"/>
           <w:szCs w:val="28"/>
         </w:rPr>
-        <w:t>133</w:t>
+        <w:t>13</w:t>
       </w:r>
       <w:r>
         <w:rPr>
@@ -20671,7 +18782,7 @@
           <w:sz w:val="28"/>
           <w:szCs w:val="28"/>
         </w:rPr>
-        <w:t>)</w:t>
+        <w:t>4</w:t>
       </w:r>
       <w:r>
         <w:rPr>
@@ -20680,9 +18791,8 @@
           <w:sz w:val="28"/>
           <w:szCs w:val="28"/>
         </w:rPr>
-        <w:t>=</w:t>
-      </w:r>
-      <w:proofErr w:type="gramEnd"/>
+        <w:t>)=34</w:t>
+      </w:r>
       <w:r>
         <w:rPr>
           <w:rFonts w:ascii="Times New Roman" w:hAnsi="Times New Roman"/>
@@ -20690,7 +18800,45 @@
           <w:sz w:val="28"/>
           <w:szCs w:val="28"/>
         </w:rPr>
-        <w:t>3245,43</w:t>
+        <w:t>4</w:t>
+      </w:r>
+      <w:r>
+        <w:rPr>
+          <w:rFonts w:ascii="Times New Roman" w:hAnsi="Times New Roman"/>
+          <w:color w:val="000000"/>
+          <w:sz w:val="28"/>
+          <w:szCs w:val="28"/>
+          <w:lang w:val="en-US"/>
+        </w:rPr>
+        <w:t>1</w:t>
+      </w:r>
+      <w:r>
+        <w:rPr>
+          <w:rFonts w:ascii="Times New Roman" w:hAnsi="Times New Roman"/>
+          <w:color w:val="000000"/>
+          <w:sz w:val="28"/>
+          <w:szCs w:val="28"/>
+        </w:rPr>
+        <w:t>,</w:t>
+      </w:r>
+      <w:r>
+        <w:rPr>
+          <w:rFonts w:ascii="Times New Roman" w:hAnsi="Times New Roman"/>
+          <w:color w:val="000000"/>
+          <w:sz w:val="28"/>
+          <w:szCs w:val="28"/>
+        </w:rPr>
+        <w:t>1</w:t>
+      </w:r>
+      <w:r>
+        <w:rPr>
+          <w:rFonts w:ascii="Times New Roman" w:hAnsi="Times New Roman"/>
+          <w:color w:val="000000"/>
+          <w:sz w:val="28"/>
+          <w:szCs w:val="28"/>
+          <w:lang w:val="en-US"/>
+        </w:rPr>
+        <w:t>9</w:t>
       </w:r>
     </w:p>
     <w:p>
@@ -20725,27 +18873,7 @@
           <w:szCs w:val="28"/>
           <w:lang w:eastAsia="ru-RU"/>
         </w:rPr>
-        <w:t xml:space="preserve">Программа-парсер написана на языке Python с использованием библиотеки </w:t>
-      </w:r>
-      <w:proofErr w:type="spellStart"/>
-      <w:r>
-        <w:rPr>
-          <w:rFonts w:ascii="Times New Roman" w:eastAsia="Times New Roman" w:hAnsi="Times New Roman" w:cs="Times New Roman"/>
-          <w:sz w:val="28"/>
-          <w:szCs w:val="28"/>
-          <w:lang w:eastAsia="ru-RU"/>
-        </w:rPr>
-        <w:t>Tkinter</w:t>
-      </w:r>
-      <w:proofErr w:type="spellEnd"/>
-      <w:r>
-        <w:rPr>
-          <w:rFonts w:ascii="Times New Roman" w:eastAsia="Times New Roman" w:hAnsi="Times New Roman" w:cs="Times New Roman"/>
-          <w:sz w:val="28"/>
-          <w:szCs w:val="28"/>
-          <w:lang w:eastAsia="ru-RU"/>
-        </w:rPr>
-        <w:t xml:space="preserve"> для графического интерфейса. Результатом работы программы является вывод таблицы операторов и операндов, а также результата расчёта базовых и расширенных метрик Холстеда. Результат работы программы представлен на рисунках 1–4.</w:t>
+        <w:t>Программа-парсер написана на языке Python с использованием библиотеки Tkinter для графического интерфейса. Результатом работы программы является вывод таблицы операторов и операндов, а также результата расчёта базовых и расширенных метрик Холстеда. Результат работы программы представлен на рисунках 1–4.</w:t>
       </w:r>
     </w:p>
     <w:p>
@@ -20775,15 +18903,15 @@
       <w:r>
         <w:rPr>
           <w:rFonts w:ascii="Times New Roman" w:eastAsia="Times New Roman" w:hAnsi="Times New Roman" w:cs="Times New Roman"/>
+          <w:noProof/>
           <w:sz w:val="28"/>
           <w:szCs w:val="28"/>
           <w:lang w:eastAsia="ru-RU"/>
         </w:rPr>
-        <w:lastRenderedPageBreak/>
         <w:drawing>
-          <wp:inline distT="0" distB="0" distL="0" distR="0" wp14:anchorId="2433F230" wp14:editId="42854306">
-            <wp:extent cx="5638800" cy="5889547"/>
-            <wp:effectExtent l="0" t="0" r="0" b="0"/>
+          <wp:inline distT="0" distB="0" distL="0" distR="0" wp14:anchorId="2433F230" wp14:editId="1266DFCE">
+            <wp:extent cx="5012644" cy="5077691"/>
+            <wp:effectExtent l="0" t="0" r="0" b="8890"/>
             <wp:docPr id="1" name="Рисунок 1"/>
             <wp:cNvGraphicFramePr>
               <a:graphicFrameLocks xmlns:a="http://schemas.openxmlformats.org/drawingml/2006/main" noChangeAspect="1"/>
@@ -20795,20 +18923,27 @@
                     <pic:cNvPr id="1" name=""/>
                     <pic:cNvPicPr/>
                   </pic:nvPicPr>
-                  <pic:blipFill>
+                  <pic:blipFill rotWithShape="1">
                     <a:blip r:embed="rId4"/>
-                    <a:stretch>
-                      <a:fillRect/>
-                    </a:stretch>
+                    <a:srcRect b="3015"/>
+                    <a:stretch/>
                   </pic:blipFill>
-                  <pic:spPr>
+                  <pic:spPr bwMode="auto">
                     <a:xfrm>
                       <a:off x="0" y="0"/>
-                      <a:ext cx="5641514" cy="5892381"/>
+                      <a:ext cx="5052208" cy="5117768"/>
                     </a:xfrm>
                     <a:prstGeom prst="rect">
                       <a:avLst/>
                     </a:prstGeom>
+                    <a:ln>
+                      <a:noFill/>
+                    </a:ln>
+                    <a:extLst>
+                      <a:ext uri="{53640926-AAD7-44D8-BBD7-CCE9431645EC}">
+                        <a14:shadowObscured xmlns:a14="http://schemas.microsoft.com/office/drawing/2010/main"/>
+                      </a:ext>
+                    </a:extLst>
                   </pic:spPr>
                 </pic:pic>
               </a:graphicData>
@@ -20870,18 +19005,6 @@
           <w:lang w:eastAsia="ru-RU"/>
         </w:rPr>
       </w:pPr>
-    </w:p>
-    <w:p>
-      <w:pPr>
-        <w:spacing w:after="0" w:line="240" w:lineRule="auto"/>
-        <w:jc w:val="center"/>
-        <w:rPr>
-          <w:rFonts w:ascii="Times New Roman" w:eastAsia="Times New Roman" w:hAnsi="Times New Roman" w:cs="Times New Roman"/>
-          <w:sz w:val="28"/>
-          <w:szCs w:val="28"/>
-          <w:lang w:eastAsia="ru-RU"/>
-        </w:rPr>
-      </w:pPr>
       <w:r>
         <w:rPr>
           <w:rFonts w:ascii="Times New Roman" w:eastAsia="Times New Roman" w:hAnsi="Times New Roman" w:cs="Times New Roman"/>
@@ -20891,10 +19014,10 @@
         </w:rPr>
         <w:lastRenderedPageBreak/>
         <w:drawing>
-          <wp:inline distT="0" distB="0" distL="0" distR="0" wp14:anchorId="1369A779" wp14:editId="6C244797">
-            <wp:extent cx="5940425" cy="6285230"/>
-            <wp:effectExtent l="0" t="0" r="3175" b="1270"/>
-            <wp:docPr id="2" name="Рисунок 2"/>
+          <wp:inline distT="0" distB="0" distL="0" distR="0" wp14:anchorId="09260749" wp14:editId="71809AD7">
+            <wp:extent cx="5940425" cy="5972175"/>
+            <wp:effectExtent l="0" t="0" r="3175" b="9525"/>
+            <wp:docPr id="10" name="Рисунок 10"/>
             <wp:cNvGraphicFramePr>
               <a:graphicFrameLocks xmlns:a="http://schemas.openxmlformats.org/drawingml/2006/main" noChangeAspect="1"/>
             </wp:cNvGraphicFramePr>
@@ -20914,7 +19037,7 @@
                   <pic:spPr>
                     <a:xfrm>
                       <a:off x="0" y="0"/>
-                      <a:ext cx="5940425" cy="6285230"/>
+                      <a:ext cx="5940425" cy="5972175"/>
                     </a:xfrm>
                     <a:prstGeom prst="rect">
                       <a:avLst/>
@@ -20992,10 +19115,10 @@
         </w:rPr>
         <w:lastRenderedPageBreak/>
         <w:drawing>
-          <wp:inline distT="0" distB="0" distL="0" distR="0" wp14:anchorId="67EE61A7" wp14:editId="23F326C2">
-            <wp:extent cx="2895600" cy="4356100"/>
-            <wp:effectExtent l="0" t="0" r="0" b="6350"/>
-            <wp:docPr id="6" name="Рисунок 6"/>
+          <wp:inline distT="0" distB="0" distL="0" distR="0" wp14:anchorId="690ABF7D" wp14:editId="28575F80">
+            <wp:extent cx="2882900" cy="4346140"/>
+            <wp:effectExtent l="0" t="0" r="0" b="0"/>
+            <wp:docPr id="11" name="Рисунок 11"/>
             <wp:cNvGraphicFramePr>
               <a:graphicFrameLocks xmlns:a="http://schemas.openxmlformats.org/drawingml/2006/main" noChangeAspect="1"/>
             </wp:cNvGraphicFramePr>
@@ -21006,27 +19129,20 @@
                     <pic:cNvPr id="1" name=""/>
                     <pic:cNvPicPr/>
                   </pic:nvPicPr>
-                  <pic:blipFill rotWithShape="1">
-                    <a:blip r:embed="rId5"/>
-                    <a:srcRect l="638" t="8835" r="50921" b="22288"/>
-                    <a:stretch/>
+                  <pic:blipFill>
+                    <a:blip r:embed="rId6"/>
+                    <a:stretch>
+                      <a:fillRect/>
+                    </a:stretch>
                   </pic:blipFill>
-                  <pic:spPr bwMode="auto">
+                  <pic:spPr>
                     <a:xfrm>
                       <a:off x="0" y="0"/>
-                      <a:ext cx="2895600" cy="4356100"/>
+                      <a:ext cx="2898923" cy="4370296"/>
                     </a:xfrm>
                     <a:prstGeom prst="rect">
                       <a:avLst/>
                     </a:prstGeom>
-                    <a:ln>
-                      <a:noFill/>
-                    </a:ln>
-                    <a:extLst>
-                      <a:ext uri="{53640926-AAD7-44D8-BBD7-CCE9431645EC}">
-                        <a14:shadowObscured xmlns:a14="http://schemas.microsoft.com/office/drawing/2010/main"/>
-                      </a:ext>
-                    </a:extLst>
                   </pic:spPr>
                 </pic:pic>
               </a:graphicData>
@@ -21042,10 +19158,10 @@
           <w:lang w:eastAsia="ru-RU"/>
         </w:rPr>
         <w:drawing>
-          <wp:inline distT="0" distB="0" distL="0" distR="0" wp14:anchorId="65F69033" wp14:editId="3F06EE10">
-            <wp:extent cx="2984500" cy="4352290"/>
-            <wp:effectExtent l="0" t="0" r="6350" b="0"/>
-            <wp:docPr id="3" name="Рисунок 3"/>
+          <wp:inline distT="0" distB="0" distL="0" distR="0" wp14:anchorId="24F98360" wp14:editId="1F32EE9B">
+            <wp:extent cx="2865933" cy="4358475"/>
+            <wp:effectExtent l="0" t="0" r="0" b="4445"/>
+            <wp:docPr id="12" name="Рисунок 12"/>
             <wp:cNvGraphicFramePr>
               <a:graphicFrameLocks xmlns:a="http://schemas.openxmlformats.org/drawingml/2006/main" noChangeAspect="1"/>
             </wp:cNvGraphicFramePr>
@@ -21056,27 +19172,20 @@
                     <pic:cNvPr id="1" name=""/>
                     <pic:cNvPicPr/>
                   </pic:nvPicPr>
-                  <pic:blipFill rotWithShape="1">
-                    <a:blip r:embed="rId6"/>
-                    <a:srcRect r="49759"/>
-                    <a:stretch/>
+                  <pic:blipFill>
+                    <a:blip r:embed="rId7"/>
+                    <a:stretch>
+                      <a:fillRect/>
+                    </a:stretch>
                   </pic:blipFill>
-                  <pic:spPr bwMode="auto">
+                  <pic:spPr>
                     <a:xfrm>
                       <a:off x="0" y="0"/>
-                      <a:ext cx="2984500" cy="4352290"/>
+                      <a:ext cx="2892195" cy="4398414"/>
                     </a:xfrm>
                     <a:prstGeom prst="rect">
                       <a:avLst/>
                     </a:prstGeom>
-                    <a:ln>
-                      <a:noFill/>
-                    </a:ln>
-                    <a:extLst>
-                      <a:ext uri="{53640926-AAD7-44D8-BBD7-CCE9431645EC}">
-                        <a14:shadowObscured xmlns:a14="http://schemas.microsoft.com/office/drawing/2010/main"/>
-                      </a:ext>
-                    </a:extLst>
                   </pic:spPr>
                 </pic:pic>
               </a:graphicData>
@@ -21104,10 +19213,10 @@
           <w:lang w:eastAsia="ru-RU"/>
         </w:rPr>
         <w:drawing>
-          <wp:inline distT="0" distB="0" distL="0" distR="0" wp14:anchorId="1D41D83B" wp14:editId="17949053">
-            <wp:extent cx="3022600" cy="713740"/>
-            <wp:effectExtent l="0" t="0" r="6350" b="0"/>
-            <wp:docPr id="4" name="Рисунок 4"/>
+          <wp:inline distT="0" distB="0" distL="0" distR="0" wp14:anchorId="2B2223A9" wp14:editId="2AA14678">
+            <wp:extent cx="2923171" cy="755650"/>
+            <wp:effectExtent l="0" t="0" r="0" b="6350"/>
+            <wp:docPr id="13" name="Рисунок 13"/>
             <wp:cNvGraphicFramePr>
               <a:graphicFrameLocks xmlns:a="http://schemas.openxmlformats.org/drawingml/2006/main" noChangeAspect="1"/>
             </wp:cNvGraphicFramePr>
@@ -21118,27 +19227,20 @@
                     <pic:cNvPr id="1" name=""/>
                     <pic:cNvPicPr/>
                   </pic:nvPicPr>
-                  <pic:blipFill rotWithShape="1">
-                    <a:blip r:embed="rId7"/>
-                    <a:srcRect t="83813" r="49118"/>
-                    <a:stretch/>
+                  <pic:blipFill>
+                    <a:blip r:embed="rId8"/>
+                    <a:stretch>
+                      <a:fillRect/>
+                    </a:stretch>
                   </pic:blipFill>
-                  <pic:spPr bwMode="auto">
+                  <pic:spPr>
                     <a:xfrm>
                       <a:off x="0" y="0"/>
-                      <a:ext cx="3022600" cy="713740"/>
+                      <a:ext cx="2930047" cy="757427"/>
                     </a:xfrm>
                     <a:prstGeom prst="rect">
                       <a:avLst/>
                     </a:prstGeom>
-                    <a:ln>
-                      <a:noFill/>
-                    </a:ln>
-                    <a:extLst>
-                      <a:ext uri="{53640926-AAD7-44D8-BBD7-CCE9431645EC}">
-                        <a14:shadowObscured xmlns:a14="http://schemas.microsoft.com/office/drawing/2010/main"/>
-                      </a:ext>
-                    </a:extLst>
                   </pic:spPr>
                 </pic:pic>
               </a:graphicData>
@@ -21242,6 +19344,7 @@
       <w:r>
         <w:rPr>
           <w:rFonts w:ascii="Times New Roman" w:eastAsia="Times New Roman" w:hAnsi="Times New Roman" w:cs="Times New Roman"/>
+          <w:noProof/>
           <w:sz w:val="28"/>
           <w:szCs w:val="28"/>
           <w:lang w:eastAsia="ru-RU"/>
@@ -21263,7 +19366,7 @@
                     <pic:cNvPicPr/>
                   </pic:nvPicPr>
                   <pic:blipFill rotWithShape="1">
-                    <a:blip r:embed="rId5"/>
+                    <a:blip r:embed="rId9"/>
                     <a:srcRect l="48958" t="9497" r="2940" b="22207"/>
                     <a:stretch/>
                   </pic:blipFill>
@@ -21293,6 +19396,7 @@
       <w:r>
         <w:rPr>
           <w:rFonts w:ascii="Times New Roman" w:eastAsia="Times New Roman" w:hAnsi="Times New Roman" w:cs="Times New Roman"/>
+          <w:noProof/>
           <w:sz w:val="28"/>
           <w:szCs w:val="28"/>
           <w:lang w:eastAsia="ru-RU"/>
@@ -21313,7 +19417,7 @@
                     <pic:cNvPicPr/>
                   </pic:nvPicPr>
                   <pic:blipFill rotWithShape="1">
-                    <a:blip r:embed="rId6"/>
+                    <a:blip r:embed="rId10"/>
                     <a:srcRect l="50027"/>
                     <a:stretch/>
                   </pic:blipFill>
@@ -21355,6 +19459,7 @@
       <w:r>
         <w:rPr>
           <w:rFonts w:ascii="Times New Roman" w:eastAsia="Times New Roman" w:hAnsi="Times New Roman" w:cs="Times New Roman"/>
+          <w:noProof/>
           <w:sz w:val="28"/>
           <w:szCs w:val="28"/>
           <w:lang w:eastAsia="ru-RU"/>
@@ -21375,7 +19480,7 @@
                     <pic:cNvPicPr/>
                   </pic:nvPicPr>
                   <pic:blipFill rotWithShape="1">
-                    <a:blip r:embed="rId7"/>
+                    <a:blip r:embed="rId11"/>
                     <a:srcRect l="51126"/>
                     <a:stretch/>
                   </pic:blipFill>
@@ -21405,6 +19510,7 @@
       <w:r>
         <w:rPr>
           <w:rFonts w:ascii="Times New Roman" w:eastAsia="Times New Roman" w:hAnsi="Times New Roman" w:cs="Times New Roman"/>
+          <w:noProof/>
           <w:sz w:val="28"/>
           <w:szCs w:val="28"/>
           <w:lang w:eastAsia="ru-RU"/>
@@ -21425,7 +19531,7 @@
                     <pic:cNvPicPr/>
                   </pic:nvPicPr>
                   <pic:blipFill rotWithShape="1">
-                    <a:blip r:embed="rId8">
+                    <a:blip r:embed="rId12">
                       <a:extLst>
                         <a:ext uri="{28A0092B-C50C-407E-A947-70E740481C1C}">
                           <a14:useLocalDpi xmlns:a14="http://schemas.microsoft.com/office/drawing/2010/main" val="0"/>
@@ -21489,34 +19595,7 @@
           <w:szCs w:val="28"/>
           <w:lang w:eastAsia="ru-RU"/>
         </w:rPr>
-        <w:t xml:space="preserve">Рисунок </w:t>
-      </w:r>
-      <w:r>
-        <w:rPr>
-          <w:rFonts w:ascii="Times New Roman" w:eastAsia="Times New Roman" w:hAnsi="Times New Roman" w:cs="Times New Roman"/>
-          <w:sz w:val="28"/>
-          <w:szCs w:val="28"/>
-          <w:lang w:eastAsia="ru-RU"/>
-        </w:rPr>
-        <w:t>4</w:t>
-      </w:r>
-      <w:r>
-        <w:rPr>
-          <w:rFonts w:ascii="Times New Roman" w:eastAsia="Times New Roman" w:hAnsi="Times New Roman" w:cs="Times New Roman"/>
-          <w:sz w:val="28"/>
-          <w:szCs w:val="28"/>
-          <w:lang w:eastAsia="ru-RU"/>
-        </w:rPr>
-        <w:t xml:space="preserve"> – Результат подсчета опер</w:t>
-      </w:r>
-      <w:r>
-        <w:rPr>
-          <w:rFonts w:ascii="Times New Roman" w:eastAsia="Times New Roman" w:hAnsi="Times New Roman" w:cs="Times New Roman"/>
-          <w:sz w:val="28"/>
-          <w:szCs w:val="28"/>
-          <w:lang w:eastAsia="ru-RU"/>
-        </w:rPr>
-        <w:t>андов</w:t>
+        <w:t>Рисунок 4 – Результат подсчета операндов</w:t>
       </w:r>
     </w:p>
     <w:sectPr>
